--- a/cv/Mamonov-Mikhail-MiddleDotNetDev2026.docx
+++ b/cv/Mamonov-Mikhail-MiddleDotNetDev2026.docx
@@ -173,16 +173,16 @@
                           <wps:cNvSpPr/>
                           <wps:spPr>
                             <a:xfrm>
-                              <a:off x="0" y="6840"/>
+                              <a:off x="0" y="7560"/>
                               <a:ext cx="6314400" cy="720"/>
                             </a:xfrm>
                             <a:custGeom>
                               <a:avLst/>
                               <a:gdLst>
                                 <a:gd name="textAreaLeft" fmla="*/ 0 w 3579840"/>
-                                <a:gd name="textAreaRight" fmla="*/ 3580920 w 3579840"/>
+                                <a:gd name="textAreaRight" fmla="*/ 3581280 w 3579840"/>
                                 <a:gd name="textAreaTop" fmla="*/ 0 h 360"/>
-                                <a:gd name="textAreaBottom" fmla="*/ 2880 h 360"/>
+                                <a:gd name="textAreaBottom" fmla="*/ 5760 h 360"/>
                               </a:gdLst>
                               <a:ahLst/>
                               <a:cxnLst/>
@@ -702,9 +702,9 @@
                           <a:avLst/>
                           <a:gdLst>
                             <a:gd name="textAreaLeft" fmla="*/ 0 w 1031400"/>
-                            <a:gd name="textAreaRight" fmla="*/ 1032480 w 1031400"/>
+                            <a:gd name="textAreaRight" fmla="*/ 1032840 w 1031400"/>
                             <a:gd name="textAreaTop" fmla="*/ 0 h 7200"/>
-                            <a:gd name="textAreaBottom" fmla="*/ 8280 h 7200"/>
+                            <a:gd name="textAreaBottom" fmla="*/ 8640 h 7200"/>
                           </a:gdLst>
                           <a:ahLst/>
                           <a:cxnLst/>
@@ -2170,9 +2170,9 @@
                           <a:avLst/>
                           <a:gdLst>
                             <a:gd name="textAreaLeft" fmla="*/ 0 w 2150280"/>
-                            <a:gd name="textAreaRight" fmla="*/ 2151360 w 2150280"/>
+                            <a:gd name="textAreaRight" fmla="*/ 2151720 w 2150280"/>
                             <a:gd name="textAreaTop" fmla="*/ 0 h 7200"/>
-                            <a:gd name="textAreaBottom" fmla="*/ 8280 h 7200"/>
+                            <a:gd name="textAreaBottom" fmla="*/ 8640 h 7200"/>
                           </a:gdLst>
                           <a:ahLst/>
                           <a:cxnLst/>
@@ -4944,9 +4944,16 @@
       </w:r>
       <w:r>
         <w:rPr>
-          <w:rStyle w:val="Hyperlink"/>
-        </w:rPr>
-        <w:t>ASP.NET,</w:t>
+          <w:b w:val="false"/>
+          <w:i w:val="false"/>
+          <w:caps w:val="false"/>
+          <w:smallCaps w:val="false"/>
+          <w:color w:val="333333"/>
+          <w:spacing w:val="0"/>
+          <w:sz w:val="20"/>
+          <w:szCs w:val="20"/>
+        </w:rPr>
+        <w:t>ASP.NET</w:t>
       </w:r>
       <w:r>
         <w:rPr>
@@ -7373,8 +7380,8 @@
       <w:u w:val="single"/>
     </w:rPr>
   </w:style>
-  <w:style w:type="character" w:styleId="Bulletsuser">
-    <w:name w:val="Bullets (user)"/>
+  <w:style w:type="character" w:styleId="Bullets">
+    <w:name w:val="Bullets"/>
     <w:qFormat/>
     <w:rPr>
       <w:rFonts w:ascii="OpenSymbol" w:hAnsi="OpenSymbol" w:eastAsia="OpenSymbol" w:cs="OpenSymbol"/>
@@ -7506,15 +7513,15 @@
       <w:szCs w:val="48"/>
     </w:rPr>
   </w:style>
-  <w:style w:type="paragraph" w:styleId="FrameContentsuser">
-    <w:name w:val="Frame Contents (user)"/>
+  <w:style w:type="paragraph" w:styleId="FrameContents">
+    <w:name w:val="Frame Contents"/>
     <w:basedOn w:val="Normal"/>
     <w:qFormat/>
     <w:pPr/>
     <w:rPr/>
   </w:style>
-  <w:style w:type="paragraph" w:styleId="FrameContents">
-    <w:name w:val="Frame Contents"/>
+  <w:style w:type="paragraph" w:styleId="FrameContentsuser">
+    <w:name w:val="Frame Contents (user)"/>
     <w:basedOn w:val="Normal"/>
     <w:qFormat/>
     <w:pPr/>

--- a/cv/Mamonov-Mikhail-MiddleDotNetDev2026.docx
+++ b/cv/Mamonov-Mikhail-MiddleDotNetDev2026.docx
@@ -173,16 +173,16 @@
                           <wps:cNvSpPr/>
                           <wps:spPr>
                             <a:xfrm>
-                              <a:off x="0" y="7560"/>
+                              <a:off x="0" y="8280"/>
                               <a:ext cx="6314400" cy="720"/>
                             </a:xfrm>
                             <a:custGeom>
                               <a:avLst/>
                               <a:gdLst>
                                 <a:gd name="textAreaLeft" fmla="*/ 0 w 3579840"/>
-                                <a:gd name="textAreaRight" fmla="*/ 3581280 w 3579840"/>
+                                <a:gd name="textAreaRight" fmla="*/ 3581640 w 3579840"/>
                                 <a:gd name="textAreaTop" fmla="*/ 0 h 360"/>
-                                <a:gd name="textAreaBottom" fmla="*/ 5760 h 360"/>
+                                <a:gd name="textAreaBottom" fmla="*/ 11520 h 360"/>
                               </a:gdLst>
                               <a:ahLst/>
                               <a:cxnLst/>
@@ -702,9 +702,9 @@
                           <a:avLst/>
                           <a:gdLst>
                             <a:gd name="textAreaLeft" fmla="*/ 0 w 1031400"/>
-                            <a:gd name="textAreaRight" fmla="*/ 1032840 w 1031400"/>
+                            <a:gd name="textAreaRight" fmla="*/ 1033200 w 1031400"/>
                             <a:gd name="textAreaTop" fmla="*/ 0 h 7200"/>
-                            <a:gd name="textAreaBottom" fmla="*/ 8640 h 7200"/>
+                            <a:gd name="textAreaBottom" fmla="*/ 9000 h 7200"/>
                           </a:gdLst>
                           <a:ahLst/>
                           <a:cxnLst/>
@@ -1320,7 +1320,7 @@
           <w:sz w:val="18"/>
           <w:szCs w:val="18"/>
         </w:rPr>
-        <w:t xml:space="preserve">Сентябрь, 2012 </w:t>
+        <w:t>Сентябрь, 2012 -</w:t>
       </w:r>
       <w:r>
         <w:rPr>
@@ -1328,7 +1328,7 @@
           <w:sz w:val="18"/>
           <w:szCs w:val="18"/>
         </w:rPr>
-        <w:t xml:space="preserve">— </w:t>
+        <w:t xml:space="preserve"> </w:t>
       </w:r>
       <w:r>
         <w:rPr>
@@ -1475,25 +1475,11 @@
           <w:sz w:val="20"/>
           <w:szCs w:val="20"/>
         </w:rPr>
-        <w:t>- Мега Хакатон IOT Russia (Intel® IoT Roadshow 2015)</w:t>
-      </w:r>
-    </w:p>
-    <w:p>
-      <w:pPr>
-        <w:pStyle w:val="normal1"/>
-        <w:keepNext w:val="false"/>
-        <w:keepLines w:val="false"/>
-        <w:pageBreakBefore w:val="false"/>
-        <w:widowControl w:val="false"/>
-        <w:numPr>
-          <w:ilvl w:val="0"/>
-          <w:numId w:val="3"/>
-        </w:numPr>
-        <w:shd w:val="clear" w:fill="auto"/>
-        <w:spacing w:lineRule="auto" w:line="240" w:before="24" w:after="0"/>
-        <w:jc w:val="both"/>
-        <w:rPr>
-          <w:rFonts w:ascii="Times New Roman" w:hAnsi="Times New Roman" w:eastAsia="Times New Roman" w:cs="Times New Roman"/>
+        <w:t xml:space="preserve">- Мега Хакатон IOT Russia (Intel® IoT Roadshow 2015) </w:t>
+      </w:r>
+      <w:r>
+        <w:rPr>
+          <w:rFonts w:eastAsia="Times New Roman" w:cs="Times New Roman"/>
           <w:b w:val="false"/>
           <w:bCs w:val="false"/>
           <w:i w:val="false"/>
@@ -1502,7 +1488,7 @@
           <w:smallCaps w:val="false"/>
           <w:strike w:val="false"/>
           <w:dstrike w:val="false"/>
-          <w:color w:val="000000"/>
+          <w:color w:val="565656"/>
           <w:position w:val="0"/>
           <w:sz w:val="20"/>
           <w:szCs w:val="20"/>
@@ -1510,7 +1496,8 @@
           <w:shd w:fill="auto" w:val="clear"/>
           <w:vertAlign w:val="baseline"/>
         </w:rPr>
-      </w:pPr>
+        <w:t xml:space="preserve">2 место с проектом SmartHome [2015 г.] </w:t>
+      </w:r>
       <w:r>
         <w:rPr>
           <w:rFonts w:eastAsia="Times New Roman" w:cs="Times New Roman"/>
@@ -1530,47 +1517,15 @@
           <w:shd w:fill="auto" w:val="clear"/>
           <w:vertAlign w:val="baseline"/>
         </w:rPr>
-        <w:t>2 место с проектом SmartHome [2015г]</w:t>
-      </w:r>
-    </w:p>
-    <w:p>
-      <w:pPr>
-        <w:pStyle w:val="normal1"/>
-        <w:widowControl w:val="false"/>
-        <w:numPr>
-          <w:ilvl w:val="0"/>
-          <w:numId w:val="0"/>
-        </w:numPr>
-        <w:shd w:val="clear" w:fill="auto"/>
-        <w:spacing w:lineRule="auto" w:line="240" w:before="24" w:after="0"/>
-        <w:ind w:hanging="0" w:left="863"/>
-        <w:jc w:val="both"/>
-        <w:rPr>
-          <w:rFonts w:ascii="Times New Roman" w:hAnsi="Times New Roman" w:eastAsia="Times New Roman" w:cs="Times New Roman"/>
-          <w:b w:val="false"/>
-          <w:bCs w:val="false"/>
-          <w:i w:val="false"/>
-          <w:iCs w:val="false"/>
-          <w:caps w:val="false"/>
-          <w:smallCaps w:val="false"/>
-          <w:strike w:val="false"/>
-          <w:dstrike w:val="false"/>
-          <w:color w:val="000000"/>
-          <w:position w:val="0"/>
-          <w:sz w:val="20"/>
-          <w:szCs w:val="20"/>
-          <w:u w:val="none"/>
-          <w:shd w:fill="auto" w:val="clear"/>
-          <w:vertAlign w:val="baseline"/>
-        </w:rPr>
-      </w:pPr>
-      <w:r>
-        <w:rPr>
-          <w:color w:val="565656"/>
-          <w:sz w:val="20"/>
-          <w:szCs w:val="20"/>
-        </w:rPr>
-        <w:t xml:space="preserve">В составе делегации (5 чел) от ЯрГУ </w:t>
+        <w:t>в</w:t>
+      </w:r>
+      <w:r>
+        <w:rPr>
+          <w:color w:val="565656"/>
+          <w:sz w:val="20"/>
+          <w:szCs w:val="20"/>
+        </w:rPr>
+        <w:t xml:space="preserve"> составе делегации (5 чел) от ЯрГУ.</w:t>
       </w:r>
     </w:p>
     <w:p>
@@ -1677,7 +1632,7 @@
           <w:shd w:fill="auto" w:val="clear"/>
           <w:vertAlign w:val="baseline"/>
         </w:rPr>
-        <w:t>2015г]</w:t>
+        <w:t>2015 г.]</w:t>
       </w:r>
     </w:p>
     <w:p>
@@ -1763,7 +1718,7 @@
           <w:sz w:val="20"/>
           <w:szCs w:val="20"/>
         </w:rPr>
-        <w:t xml:space="preserve">Русский </w:t>
+        <w:t xml:space="preserve">Русский: </w:t>
       </w:r>
       <w:r>
         <w:rPr>
@@ -1874,7 +1829,7 @@
           <w:shd w:fill="auto" w:val="clear"/>
           <w:vertAlign w:val="baseline"/>
         </w:rPr>
-        <w:t xml:space="preserve">Английский </w:t>
+        <w:t xml:space="preserve">Английский: </w:t>
       </w:r>
       <w:r>
         <w:rPr>
@@ -1895,7 +1850,49 @@
           <w:shd w:fill="auto" w:val="clear"/>
           <w:vertAlign w:val="baseline"/>
         </w:rPr>
-        <w:t>Intermediate (B1) На уровне чтения документации и просмотра видео</w:t>
+        <w:t xml:space="preserve">Intermediate (B1) </w:t>
+      </w:r>
+      <w:r>
+        <w:rPr>
+          <w:rFonts w:eastAsia="Times New Roman" w:cs="Times New Roman"/>
+          <w:b w:val="false"/>
+          <w:bCs w:val="false"/>
+          <w:i w:val="false"/>
+          <w:iCs w:val="false"/>
+          <w:caps w:val="false"/>
+          <w:smallCaps w:val="false"/>
+          <w:strike w:val="false"/>
+          <w:dstrike w:val="false"/>
+          <w:color w:val="565656"/>
+          <w:position w:val="0"/>
+          <w:sz w:val="20"/>
+          <w:szCs w:val="20"/>
+          <w:u w:val="none"/>
+          <w:shd w:fill="auto" w:val="clear"/>
+          <w:vertAlign w:val="baseline"/>
+        </w:rPr>
+        <w:t>н</w:t>
+      </w:r>
+      <w:r>
+        <w:rPr>
+          <w:rFonts w:eastAsia="Times New Roman" w:cs="Times New Roman"/>
+          <w:b w:val="false"/>
+          <w:bCs w:val="false"/>
+          <w:i w:val="false"/>
+          <w:iCs w:val="false"/>
+          <w:caps w:val="false"/>
+          <w:smallCaps w:val="false"/>
+          <w:strike w:val="false"/>
+          <w:dstrike w:val="false"/>
+          <w:color w:val="565656"/>
+          <w:position w:val="0"/>
+          <w:sz w:val="20"/>
+          <w:szCs w:val="20"/>
+          <w:u w:val="none"/>
+          <w:shd w:fill="auto" w:val="clear"/>
+          <w:vertAlign w:val="baseline"/>
+        </w:rPr>
+        <w:t>а уровне чтения документации и просмотра видео.</w:t>
       </w:r>
     </w:p>
     <w:p>
@@ -1964,6 +1961,109 @@
           <w:color w:val="565656"/>
         </w:rPr>
         <w:t>ABOUT</w:t>
+      </w:r>
+    </w:p>
+    <w:p>
+      <w:pPr>
+        <w:pStyle w:val="normal1"/>
+        <w:keepNext w:val="false"/>
+        <w:keepLines w:val="false"/>
+        <w:pageBreakBefore w:val="false"/>
+        <w:widowControl w:val="false"/>
+        <w:shd w:val="clear" w:fill="auto"/>
+        <w:spacing w:lineRule="auto" w:line="271" w:before="0" w:after="0"/>
+        <w:ind w:hanging="10" w:left="154" w:right="59"/>
+        <w:jc w:val="left"/>
+        <w:rPr>
+          <w:rFonts w:eastAsia="Roboto Mono" w:cs="Roboto Mono"/>
+          <w:color w:val="565656"/>
+          <w:sz w:val="20"/>
+          <w:szCs w:val="20"/>
+        </w:rPr>
+      </w:pPr>
+      <w:r>
+        <w:rPr>
+          <w:rFonts w:eastAsia="Roboto Mono" w:cs="Roboto Mono"/>
+          <w:color w:val="565656"/>
+          <w:sz w:val="20"/>
+          <w:szCs w:val="20"/>
+        </w:rPr>
+        <w:t xml:space="preserve">Специализируюсь на ASP.NET Core, PostgreSQL, </w:t>
+      </w:r>
+    </w:p>
+    <w:p>
+      <w:pPr>
+        <w:pStyle w:val="normal1"/>
+        <w:widowControl w:val="false"/>
+        <w:shd w:val="clear" w:fill="auto"/>
+        <w:spacing w:lineRule="auto" w:line="271" w:before="0" w:after="0"/>
+        <w:ind w:hanging="10" w:left="154" w:right="59"/>
+        <w:jc w:val="left"/>
+        <w:rPr>
+          <w:rFonts w:eastAsia="Roboto Mono" w:cs="Roboto Mono"/>
+          <w:color w:val="565656"/>
+          <w:sz w:val="20"/>
+          <w:szCs w:val="20"/>
+        </w:rPr>
+      </w:pPr>
+      <w:r>
+        <w:rPr>
+          <w:rFonts w:eastAsia="Roboto Mono" w:cs="Roboto Mono"/>
+          <w:color w:val="565656"/>
+          <w:sz w:val="20"/>
+          <w:szCs w:val="20"/>
+        </w:rPr>
+        <w:t xml:space="preserve">EF Core, RabbitMQ, NoSQL. Развиваю навыки </w:t>
+      </w:r>
+    </w:p>
+    <w:p>
+      <w:pPr>
+        <w:pStyle w:val="normal1"/>
+        <w:widowControl w:val="false"/>
+        <w:shd w:val="clear" w:fill="auto"/>
+        <w:spacing w:lineRule="auto" w:line="271" w:before="0" w:after="0"/>
+        <w:ind w:hanging="10" w:left="154" w:right="59"/>
+        <w:jc w:val="left"/>
+        <w:rPr>
+          <w:rFonts w:eastAsia="Roboto Mono" w:cs="Roboto Mono"/>
+          <w:color w:val="565656"/>
+          <w:sz w:val="20"/>
+          <w:szCs w:val="20"/>
+        </w:rPr>
+      </w:pPr>
+      <w:r>
+        <w:rPr>
+          <w:rFonts w:eastAsia="Roboto Mono" w:cs="Roboto Mono"/>
+          <w:color w:val="565656"/>
+          <w:sz w:val="20"/>
+          <w:szCs w:val="20"/>
+        </w:rPr>
+        <w:t xml:space="preserve">в микросервисной архитектуре (SAGA, Outbox) </w:t>
+      </w:r>
+    </w:p>
+    <w:p>
+      <w:pPr>
+        <w:pStyle w:val="normal1"/>
+        <w:widowControl w:val="false"/>
+        <w:shd w:val="clear" w:fill="auto"/>
+        <w:spacing w:lineRule="auto" w:line="271" w:before="0" w:after="0"/>
+        <w:ind w:hanging="10" w:left="154" w:right="59"/>
+        <w:jc w:val="left"/>
+        <w:rPr>
+          <w:rFonts w:eastAsia="Roboto Mono" w:cs="Roboto Mono"/>
+          <w:color w:val="565656"/>
+          <w:sz w:val="20"/>
+          <w:szCs w:val="20"/>
+        </w:rPr>
+      </w:pPr>
+      <w:r>
+        <w:rPr>
+          <w:rFonts w:eastAsia="Roboto Mono" w:cs="Roboto Mono"/>
+          <w:color w:val="565656"/>
+          <w:sz w:val="20"/>
+          <w:szCs w:val="20"/>
+        </w:rPr>
+        <w:t>и общих подходах (Design Patterns). Ищу позицию Middle+ .NET Backend Developer в продуктовой команде с интересными задачами.</w:t>
       </w:r>
     </w:p>
     <w:p>
@@ -1978,7 +2078,10 @@
         <w:ind w:hanging="10" w:left="154" w:right="59"/>
         <w:jc w:val="both"/>
         <w:rPr>
-          <w:rFonts w:ascii="Times New Roman" w:hAnsi="Times New Roman"/>
+          <w:rFonts w:ascii="Times New Roman" w:hAnsi="Times New Roman" w:eastAsia="Roboto Mono" w:cs="Roboto Mono"/>
+          <w:color w:val="565656"/>
+          <w:sz w:val="20"/>
+          <w:szCs w:val="20"/>
         </w:rPr>
       </w:pPr>
       <w:r>
@@ -1988,7 +2091,59 @@
           <w:sz w:val="20"/>
           <w:szCs w:val="20"/>
         </w:rPr>
-        <w:t>Специализируюсь на ASP.NET Core, PostgreSQL, EF Core, RabbitMQ, NoSQL. Развиваю навыки в микросервисной архитектуре (SAGA, Outbox) и общих подходах (Design Patterns). Ищу позицию Middle+ .NET Backend Developer в продуктовой команде с интересными задачами.</w:t>
+      </w:r>
+    </w:p>
+    <w:p>
+      <w:pPr>
+        <w:pStyle w:val="normal1"/>
+        <w:keepNext w:val="false"/>
+        <w:keepLines w:val="false"/>
+        <w:pageBreakBefore w:val="false"/>
+        <w:widowControl w:val="false"/>
+        <w:shd w:val="clear" w:fill="auto"/>
+        <w:spacing w:lineRule="auto" w:line="271" w:before="0" w:after="0"/>
+        <w:ind w:hanging="10" w:left="154" w:right="59"/>
+        <w:jc w:val="left"/>
+        <w:rPr>
+          <w:rFonts w:eastAsia="Roboto Mono" w:cs="Roboto Mono"/>
+          <w:color w:val="565656"/>
+          <w:sz w:val="20"/>
+          <w:szCs w:val="20"/>
+        </w:rPr>
+      </w:pPr>
+      <w:r>
+        <w:rPr>
+          <w:rFonts w:eastAsia="Roboto Mono" w:cs="Roboto Mono"/>
+          <w:color w:val="565656"/>
+          <w:sz w:val="20"/>
+          <w:szCs w:val="20"/>
+        </w:rPr>
+        <w:t xml:space="preserve">Интересуюсь разработкой enterprise-продуктов </w:t>
+      </w:r>
+    </w:p>
+    <w:p>
+      <w:pPr>
+        <w:pStyle w:val="normal1"/>
+        <w:widowControl w:val="false"/>
+        <w:shd w:val="clear" w:fill="auto"/>
+        <w:spacing w:lineRule="auto" w:line="271" w:before="0" w:after="0"/>
+        <w:ind w:hanging="10" w:left="154" w:right="59"/>
+        <w:jc w:val="left"/>
+        <w:rPr>
+          <w:rFonts w:eastAsia="Roboto Mono" w:cs="Roboto Mono"/>
+          <w:color w:val="565656"/>
+          <w:sz w:val="20"/>
+          <w:szCs w:val="20"/>
+        </w:rPr>
+      </w:pPr>
+      <w:r>
+        <w:rPr>
+          <w:rFonts w:eastAsia="Roboto Mono" w:cs="Roboto Mono"/>
+          <w:color w:val="565656"/>
+          <w:sz w:val="20"/>
+          <w:szCs w:val="20"/>
+        </w:rPr>
+        <w:t>в сферах: banking, финансы, социальных значимые проекты.</w:t>
       </w:r>
     </w:p>
     <w:p>
@@ -2028,60 +2183,38 @@
         <w:shd w:val="clear" w:fill="auto"/>
         <w:spacing w:lineRule="auto" w:line="271" w:before="0" w:after="0"/>
         <w:ind w:hanging="10" w:left="154" w:right="59"/>
-        <w:jc w:val="both"/>
-        <w:rPr>
-          <w:rFonts w:ascii="Times New Roman" w:hAnsi="Times New Roman"/>
-        </w:rPr>
-      </w:pPr>
-      <w:r>
+        <w:jc w:val="left"/>
         <w:rPr>
           <w:rFonts w:eastAsia="Roboto Mono" w:cs="Roboto Mono"/>
           <w:color w:val="565656"/>
           <w:sz w:val="20"/>
           <w:szCs w:val="20"/>
         </w:rPr>
-        <w:t>Интересуюсь разработкой enterprise-продуктов в сферах: banking, финансы, социальных значимые проекты.</w:t>
+      </w:pPr>
+      <w:r>
+        <w:rPr>
+          <w:rFonts w:eastAsia="Roboto Mono" w:cs="Roboto Mono"/>
+          <w:color w:val="565656"/>
+          <w:sz w:val="20"/>
+          <w:szCs w:val="20"/>
+        </w:rPr>
+        <w:t xml:space="preserve">Есть опыт работы с разными видами архитектур (Clean/Onion/Layered/ Vertical slice), знаком </w:t>
       </w:r>
     </w:p>
     <w:p>
       <w:pPr>
         <w:pStyle w:val="normal1"/>
-        <w:keepNext w:val="false"/>
-        <w:keepLines w:val="false"/>
-        <w:pageBreakBefore w:val="false"/>
         <w:widowControl w:val="false"/>
         <w:shd w:val="clear" w:fill="auto"/>
         <w:spacing w:lineRule="auto" w:line="271" w:before="0" w:after="0"/>
         <w:ind w:hanging="10" w:left="154" w:right="59"/>
-        <w:jc w:val="both"/>
-        <w:rPr>
-          <w:rFonts w:ascii="Times New Roman" w:hAnsi="Times New Roman" w:eastAsia="Roboto Mono" w:cs="Roboto Mono"/>
-          <w:color w:val="565656"/>
-          <w:sz w:val="20"/>
-          <w:szCs w:val="20"/>
-        </w:rPr>
-      </w:pPr>
-      <w:r>
+        <w:jc w:val="left"/>
         <w:rPr>
           <w:rFonts w:eastAsia="Roboto Mono" w:cs="Roboto Mono"/>
           <w:color w:val="565656"/>
           <w:sz w:val="20"/>
           <w:szCs w:val="20"/>
         </w:rPr>
-      </w:r>
-    </w:p>
-    <w:p>
-      <w:pPr>
-        <w:pStyle w:val="normal1"/>
-        <w:keepNext w:val="false"/>
-        <w:keepLines w:val="false"/>
-        <w:pageBreakBefore w:val="false"/>
-        <w:widowControl w:val="false"/>
-        <w:shd w:val="clear" w:fill="auto"/>
-        <w:spacing w:lineRule="auto" w:line="271" w:before="0" w:after="0"/>
-        <w:ind w:hanging="10" w:left="154" w:right="59"/>
-        <w:jc w:val="both"/>
-        <w:rPr/>
       </w:pPr>
       <w:r>
         <w:rPr>
@@ -2090,7 +2223,7 @@
           <w:sz w:val="20"/>
           <w:szCs w:val="20"/>
         </w:rPr>
-        <w:t>Есть опыт работы с разными видами архитектур(Clean/Onion/Layered/ Vertical slice), знаком с CQRS и MediаtR.</w:t>
+        <w:t>с CQRS и MediаtR.</w:t>
       </w:r>
     </w:p>
     <w:p>
@@ -2170,9 +2303,9 @@
                           <a:avLst/>
                           <a:gdLst>
                             <a:gd name="textAreaLeft" fmla="*/ 0 w 2150280"/>
-                            <a:gd name="textAreaRight" fmla="*/ 2151720 w 2150280"/>
+                            <a:gd name="textAreaRight" fmla="*/ 2152080 w 2150280"/>
                             <a:gd name="textAreaTop" fmla="*/ 0 h 7200"/>
-                            <a:gd name="textAreaBottom" fmla="*/ 8640 h 7200"/>
+                            <a:gd name="textAreaBottom" fmla="*/ 9000 h 7200"/>
                           </a:gdLst>
                           <a:ahLst/>
                           <a:cxnLst/>
@@ -2219,59 +2352,7 @@
     <w:p>
       <w:pPr>
         <w:pStyle w:val="normal1"/>
-        <w:keepNext w:val="false"/>
-        <w:keepLines w:val="false"/>
         <w:pageBreakBefore w:val="false"/>
-        <w:widowControl w:val="false"/>
-        <w:shd w:val="clear" w:fill="auto"/>
-        <w:spacing w:lineRule="auto" w:line="240" w:before="121" w:after="0"/>
-        <w:ind w:hanging="0" w:left="0" w:right="0"/>
-        <w:jc w:val="left"/>
-        <w:rPr>
-          <w:rFonts w:ascii="Times New Roman" w:hAnsi="Times New Roman" w:eastAsia="Times New Roman" w:cs="Times New Roman"/>
-          <w:b w:val="false"/>
-          <w:bCs w:val="false"/>
-          <w:i w:val="false"/>
-          <w:iCs w:val="false"/>
-          <w:caps w:val="false"/>
-          <w:smallCaps w:val="false"/>
-          <w:strike w:val="false"/>
-          <w:dstrike w:val="false"/>
-          <w:color w:val="000000"/>
-          <w:position w:val="0"/>
-          <w:sz w:val="20"/>
-          <w:szCs w:val="20"/>
-          <w:u w:val="none"/>
-          <w:shd w:fill="auto" w:val="clear"/>
-          <w:vertAlign w:val="baseline"/>
-        </w:rPr>
-      </w:pPr>
-      <w:r>
-        <w:rPr>
-          <w:rFonts w:eastAsia="Times New Roman" w:cs="Times New Roman"/>
-          <w:b w:val="false"/>
-          <w:bCs w:val="false"/>
-          <w:i w:val="false"/>
-          <w:iCs w:val="false"/>
-          <w:caps w:val="false"/>
-          <w:smallCaps w:val="false"/>
-          <w:strike w:val="false"/>
-          <w:dstrike w:val="false"/>
-          <w:color w:val="000000"/>
-          <w:position w:val="0"/>
-          <w:sz w:val="20"/>
-          <w:szCs w:val="20"/>
-          <w:u w:val="none"/>
-          <w:shd w:fill="auto" w:val="clear"/>
-          <w:vertAlign w:val="baseline"/>
-        </w:rPr>
-      </w:r>
-      <w:bookmarkStart w:id="23" w:name="xn28w8n5jro6"/>
-      <w:bookmarkEnd w:id="23"/>
-    </w:p>
-    <w:p>
-      <w:pPr>
-        <w:pStyle w:val="normal1"/>
         <w:spacing w:lineRule="auto" w:line="240" w:before="0" w:after="0"/>
         <w:ind w:hanging="0" w:left="38" w:right="0"/>
         <w:jc w:val="left"/>
@@ -2282,8 +2363,8 @@
           <w:szCs w:val="24"/>
         </w:rPr>
       </w:pPr>
-      <w:bookmarkStart w:id="24" w:name="xn28w8n5jro6_Copy_1"/>
-      <w:bookmarkEnd w:id="24"/>
+      <w:bookmarkStart w:id="23" w:name="xn28w8n5jro6_Copy_1"/>
+      <w:bookmarkEnd w:id="23"/>
       <w:r>
         <w:rPr>
           <w:b/>
@@ -2292,9 +2373,29 @@
           <w:sz w:val="24"/>
           <w:szCs w:val="24"/>
         </w:rPr>
-        <w:t>WORK EXPERIENCE - [6 года 9 мес]</w:t>
-      </w:r>
-      <w:bookmarkStart w:id="25" w:name="6lvidje906dg"/>
+        <w:t xml:space="preserve">WORK EXPERIENCE - [6 </w:t>
+      </w:r>
+      <w:r>
+        <w:rPr>
+          <w:b/>
+          <w:bCs/>
+          <w:color w:val="565656"/>
+          <w:sz w:val="24"/>
+          <w:szCs w:val="24"/>
+        </w:rPr>
+        <w:t>лет</w:t>
+      </w:r>
+      <w:r>
+        <w:rPr>
+          <w:b/>
+          <w:bCs/>
+          <w:color w:val="565656"/>
+          <w:sz w:val="24"/>
+          <w:szCs w:val="24"/>
+        </w:rPr>
+        <w:t xml:space="preserve"> 9 мес]</w:t>
+      </w:r>
+      <w:bookmarkStart w:id="24" w:name="6lvidje906dg"/>
     </w:p>
     <w:p>
       <w:pPr>
@@ -2305,7 +2406,7 @@
           <w:u w:val="none"/>
         </w:rPr>
       </w:pPr>
-      <w:bookmarkEnd w:id="25"/>
+      <w:bookmarkEnd w:id="24"/>
       <w:r>
         <w:rPr>
           <w:rFonts w:eastAsia="Cardo" w:cs="Cardo" w:ascii="Cardo" w:hAnsi="Cardo"/>
@@ -2345,41 +2446,100 @@
         <w:ind w:hanging="0" w:left="59" w:right="0"/>
         <w:jc w:val="left"/>
         <w:rPr>
-          <w:sz w:val="18"/>
-          <w:szCs w:val="18"/>
-        </w:rPr>
-      </w:pPr>
-      <w:r>
-        <w:rPr>
-          <w:i/>
-          <w:iCs/>
-          <w:color w:val="565656"/>
-          <w:sz w:val="18"/>
-          <w:szCs w:val="18"/>
+          <w:b w:val="false"/>
+          <w:bCs w:val="false"/>
+          <w:i w:val="false"/>
+          <w:iCs w:val="false"/>
+          <w:color w:val="565656"/>
+          <w:sz w:val="20"/>
+          <w:szCs w:val="20"/>
+        </w:rPr>
+      </w:pPr>
+      <w:r>
+        <w:rPr>
+          <w:b w:val="false"/>
+          <w:bCs w:val="false"/>
+          <w:i w:val="false"/>
+          <w:iCs w:val="false"/>
+          <w:color w:val="565656"/>
+          <w:sz w:val="20"/>
+          <w:szCs w:val="20"/>
         </w:rPr>
         <w:t>Инженер-программис</w:t>
       </w:r>
-      <w:bookmarkStart w:id="26" w:name="yqgc2s66jnec"/>
-      <w:bookmarkEnd w:id="26"/>
-      <w:r>
-        <w:rPr>
-          <w:i/>
-          <w:iCs/>
-          <w:color w:val="565656"/>
-          <w:sz w:val="18"/>
-          <w:szCs w:val="18"/>
-        </w:rPr>
-        <w:t>т</w:t>
-        <w:tab/>
-        <w:t xml:space="preserve">Декабрь </w:t>
-      </w:r>
-      <w:r>
-        <w:rPr>
-          <w:color w:val="565656"/>
-          <w:sz w:val="18"/>
-          <w:szCs w:val="18"/>
-        </w:rPr>
-        <w:t>2025-Март 2026 [4  мес]</w:t>
+      <w:bookmarkStart w:id="25" w:name="yqgc2s66jnec"/>
+      <w:bookmarkEnd w:id="25"/>
+      <w:r>
+        <w:rPr>
+          <w:b w:val="false"/>
+          <w:bCs w:val="false"/>
+          <w:i w:val="false"/>
+          <w:iCs w:val="false"/>
+          <w:color w:val="565656"/>
+          <w:sz w:val="20"/>
+          <w:szCs w:val="20"/>
+        </w:rPr>
+        <w:t xml:space="preserve">т (.NET) </w:t>
+      </w:r>
+    </w:p>
+    <w:p>
+      <w:pPr>
+        <w:pStyle w:val="normal1"/>
+        <w:tabs>
+          <w:tab w:val="clear" w:pos="720"/>
+          <w:tab w:val="left" w:pos="2999" w:leader="none"/>
+        </w:tabs>
+        <w:spacing w:lineRule="auto" w:line="240" w:before="47" w:after="0"/>
+        <w:ind w:hanging="0" w:left="59" w:right="0"/>
+        <w:jc w:val="left"/>
+        <w:rPr>
+          <w:b w:val="false"/>
+          <w:bCs w:val="false"/>
+          <w:i w:val="false"/>
+          <w:iCs w:val="false"/>
+          <w:sz w:val="20"/>
+          <w:szCs w:val="20"/>
+        </w:rPr>
+      </w:pPr>
+      <w:r>
+        <w:rPr>
+          <w:b w:val="false"/>
+          <w:bCs w:val="false"/>
+          <w:i w:val="false"/>
+          <w:iCs w:val="false"/>
+          <w:color w:val="565656"/>
+          <w:sz w:val="20"/>
+          <w:szCs w:val="20"/>
+        </w:rPr>
+        <w:t xml:space="preserve">Декабрь, </w:t>
+      </w:r>
+      <w:r>
+        <w:rPr>
+          <w:b w:val="false"/>
+          <w:bCs w:val="false"/>
+          <w:i w:val="false"/>
+          <w:iCs w:val="false"/>
+          <w:color w:val="565656"/>
+          <w:sz w:val="20"/>
+          <w:szCs w:val="20"/>
+        </w:rPr>
+        <w:t>2025 - Март 2026</w:t>
+      </w:r>
+    </w:p>
+    <w:p>
+      <w:pPr>
+        <w:pStyle w:val="BodyText"/>
+        <w:spacing w:lineRule="auto" w:line="240"/>
+        <w:rPr>
+          <w:sz w:val="6"/>
+          <w:szCs w:val="6"/>
+        </w:rPr>
+      </w:pPr>
+      <w:r>
+        <w:rPr>
+          <w:sz w:val="6"/>
+          <w:szCs w:val="6"/>
+        </w:rPr>
       </w:r>
     </w:p>
     <w:p>
@@ -2442,7 +2602,30 @@
           <w:shd w:fill="auto" w:val="clear"/>
           <w:vertAlign w:val="baseline"/>
         </w:rPr>
-        <w:t> B2B-платформа для оптовых продаж медицинских расходных материалов. Интеграции с маркетплейсами и государственными системами маркировки.</w:t>
+        <w:t xml:space="preserve"> B2B-платформа для оптовых продаж медицинских расходных материалов. Интеграции         </w:t>
+      </w:r>
+      <w:r>
+        <w:rPr>
+          <w:rFonts w:eastAsia="Times New Roman" w:cs="Times New Roman"/>
+          <w:b w:val="false"/>
+          <w:bCs w:val="false"/>
+          <w:i w:val="false"/>
+          <w:iCs w:val="false"/>
+          <w:caps w:val="false"/>
+          <w:smallCaps w:val="false"/>
+          <w:strike w:val="false"/>
+          <w:dstrike w:val="false"/>
+          <w:color w:val="0F1115"/>
+          <w:spacing w:val="0"/>
+          <w:position w:val="0"/>
+          <w:sz w:val="20"/>
+          <w:szCs w:val="20"/>
+          <w:u w:val="none"/>
+          <w:effect w:val="none"/>
+          <w:shd w:fill="auto" w:val="clear"/>
+          <w:vertAlign w:val="baseline"/>
+        </w:rPr>
+        <w:t>с маркетплейсами и государственными системами маркировки.</w:t>
       </w:r>
     </w:p>
     <w:p>
@@ -2466,6 +2649,321 @@
           <w:szCs w:val="20"/>
         </w:rPr>
         <w:t>Обязанности:</w:t>
+      </w:r>
+    </w:p>
+    <w:p>
+      <w:pPr>
+        <w:pStyle w:val="BodyText"/>
+        <w:widowControl/>
+        <w:numPr>
+          <w:ilvl w:val="0"/>
+          <w:numId w:val="3"/>
+        </w:numPr>
+        <w:tabs>
+          <w:tab w:val="clear" w:pos="720"/>
+          <w:tab w:val="left" w:pos="0" w:leader="none"/>
+        </w:tabs>
+        <w:spacing w:before="0" w:after="0"/>
+        <w:ind w:hanging="0" w:left="0" w:right="0"/>
+        <w:rPr>
+          <w:rFonts w:ascii="Times New Roman" w:hAnsi="Times New Roman"/>
+          <w:b w:val="false"/>
+          <w:i w:val="false"/>
+          <w:caps w:val="false"/>
+          <w:smallCaps w:val="false"/>
+          <w:color w:val="0F1115"/>
+          <w:spacing w:val="0"/>
+          <w:sz w:val="20"/>
+          <w:szCs w:val="20"/>
+        </w:rPr>
+      </w:pPr>
+      <w:r>
+        <w:rPr>
+          <w:b w:val="false"/>
+          <w:i w:val="false"/>
+          <w:caps w:val="false"/>
+          <w:smallCaps w:val="false"/>
+          <w:color w:val="0F1115"/>
+          <w:spacing w:val="0"/>
+          <w:sz w:val="20"/>
+          <w:szCs w:val="20"/>
+        </w:rPr>
+        <w:t xml:space="preserve"> </w:t>
+      </w:r>
+      <w:r>
+        <w:rPr>
+          <w:b w:val="false"/>
+          <w:i w:val="false"/>
+          <w:caps w:val="false"/>
+          <w:smallCaps w:val="false"/>
+          <w:color w:val="0F1115"/>
+          <w:spacing w:val="0"/>
+          <w:sz w:val="20"/>
+          <w:szCs w:val="20"/>
+        </w:rPr>
+        <w:t xml:space="preserve">Разработка REST API для обмена данными </w:t>
+      </w:r>
+    </w:p>
+    <w:p>
+      <w:pPr>
+        <w:pStyle w:val="BodyText"/>
+        <w:widowControl/>
+        <w:numPr>
+          <w:ilvl w:val="0"/>
+          <w:numId w:val="0"/>
+        </w:numPr>
+        <w:tabs>
+          <w:tab w:val="clear" w:pos="720"/>
+          <w:tab w:val="left" w:pos="0" w:leader="none"/>
+        </w:tabs>
+        <w:spacing w:before="0" w:after="0"/>
+        <w:ind w:hanging="0" w:left="0" w:right="0"/>
+        <w:rPr>
+          <w:rFonts w:ascii="Times New Roman" w:hAnsi="Times New Roman"/>
+          <w:b w:val="false"/>
+          <w:i w:val="false"/>
+          <w:caps w:val="false"/>
+          <w:smallCaps w:val="false"/>
+          <w:color w:val="0F1115"/>
+          <w:spacing w:val="0"/>
+          <w:sz w:val="20"/>
+          <w:szCs w:val="20"/>
+        </w:rPr>
+      </w:pPr>
+      <w:r>
+        <w:rPr>
+          <w:b w:val="false"/>
+          <w:i w:val="false"/>
+          <w:caps w:val="false"/>
+          <w:smallCaps w:val="false"/>
+          <w:color w:val="0F1115"/>
+          <w:spacing w:val="0"/>
+          <w:sz w:val="20"/>
+          <w:szCs w:val="20"/>
+        </w:rPr>
+        <w:t>с внешними системами (маркетплейсы, Честный знак).</w:t>
+      </w:r>
+    </w:p>
+    <w:p>
+      <w:pPr>
+        <w:pStyle w:val="BodyText"/>
+        <w:widowControl/>
+        <w:numPr>
+          <w:ilvl w:val="0"/>
+          <w:numId w:val="3"/>
+        </w:numPr>
+        <w:tabs>
+          <w:tab w:val="clear" w:pos="720"/>
+          <w:tab w:val="left" w:pos="0" w:leader="none"/>
+        </w:tabs>
+        <w:spacing w:before="0" w:after="0"/>
+        <w:ind w:hanging="0" w:left="0" w:right="0"/>
+        <w:rPr>
+          <w:rFonts w:ascii="Times New Roman" w:hAnsi="Times New Roman"/>
+          <w:b w:val="false"/>
+          <w:i w:val="false"/>
+          <w:caps w:val="false"/>
+          <w:smallCaps w:val="false"/>
+          <w:color w:val="0F1115"/>
+          <w:spacing w:val="0"/>
+          <w:sz w:val="20"/>
+          <w:szCs w:val="20"/>
+        </w:rPr>
+      </w:pPr>
+      <w:r>
+        <w:rPr>
+          <w:b w:val="false"/>
+          <w:i w:val="false"/>
+          <w:caps w:val="false"/>
+          <w:smallCaps w:val="false"/>
+          <w:color w:val="0F1115"/>
+          <w:spacing w:val="0"/>
+          <w:sz w:val="20"/>
+          <w:szCs w:val="20"/>
+        </w:rPr>
+        <w:t xml:space="preserve"> </w:t>
+      </w:r>
+      <w:r>
+        <w:rPr>
+          <w:b w:val="false"/>
+          <w:i w:val="false"/>
+          <w:caps w:val="false"/>
+          <w:smallCaps w:val="false"/>
+          <w:color w:val="0F1115"/>
+          <w:spacing w:val="0"/>
+          <w:sz w:val="20"/>
+          <w:szCs w:val="20"/>
+        </w:rPr>
+        <w:t>Интеграция с Ozon, Wildberries, Яндекс Маркет: синхронизация каталогов, остатков, заказов.</w:t>
+      </w:r>
+    </w:p>
+    <w:p>
+      <w:pPr>
+        <w:pStyle w:val="BodyText"/>
+        <w:widowControl/>
+        <w:numPr>
+          <w:ilvl w:val="0"/>
+          <w:numId w:val="3"/>
+        </w:numPr>
+        <w:tabs>
+          <w:tab w:val="clear" w:pos="720"/>
+          <w:tab w:val="left" w:pos="0" w:leader="none"/>
+        </w:tabs>
+        <w:spacing w:before="0" w:after="0"/>
+        <w:ind w:hanging="0" w:left="0" w:right="0"/>
+        <w:rPr>
+          <w:rFonts w:ascii="Times New Roman" w:hAnsi="Times New Roman"/>
+          <w:b w:val="false"/>
+          <w:i w:val="false"/>
+          <w:caps w:val="false"/>
+          <w:smallCaps w:val="false"/>
+          <w:color w:val="0F1115"/>
+          <w:spacing w:val="0"/>
+          <w:sz w:val="20"/>
+          <w:szCs w:val="20"/>
+        </w:rPr>
+      </w:pPr>
+      <w:r>
+        <w:rPr>
+          <w:b w:val="false"/>
+          <w:i w:val="false"/>
+          <w:caps w:val="false"/>
+          <w:smallCaps w:val="false"/>
+          <w:color w:val="0F1115"/>
+          <w:spacing w:val="0"/>
+          <w:sz w:val="20"/>
+          <w:szCs w:val="20"/>
+        </w:rPr>
+        <w:t xml:space="preserve"> </w:t>
+      </w:r>
+      <w:r>
+        <w:rPr>
+          <w:b w:val="false"/>
+          <w:i w:val="false"/>
+          <w:caps w:val="false"/>
+          <w:smallCaps w:val="false"/>
+          <w:color w:val="0F1115"/>
+          <w:spacing w:val="0"/>
+          <w:sz w:val="20"/>
+          <w:szCs w:val="20"/>
+        </w:rPr>
+        <w:t>Работа с системой маркировки «Честный знак»: маркировка товаров, сертификаты КриптоПро.</w:t>
+      </w:r>
+    </w:p>
+    <w:p>
+      <w:pPr>
+        <w:pStyle w:val="BodyText"/>
+        <w:widowControl/>
+        <w:numPr>
+          <w:ilvl w:val="0"/>
+          <w:numId w:val="3"/>
+        </w:numPr>
+        <w:tabs>
+          <w:tab w:val="clear" w:pos="720"/>
+          <w:tab w:val="left" w:pos="0" w:leader="none"/>
+        </w:tabs>
+        <w:spacing w:before="0" w:after="0"/>
+        <w:ind w:hanging="0" w:left="0" w:right="0"/>
+        <w:rPr>
+          <w:rFonts w:ascii="Times New Roman" w:hAnsi="Times New Roman"/>
+          <w:b w:val="false"/>
+          <w:i w:val="false"/>
+          <w:caps w:val="false"/>
+          <w:smallCaps w:val="false"/>
+          <w:color w:val="0F1115"/>
+          <w:spacing w:val="0"/>
+          <w:sz w:val="20"/>
+          <w:szCs w:val="20"/>
+        </w:rPr>
+      </w:pPr>
+      <w:r>
+        <w:rPr>
+          <w:b w:val="false"/>
+          <w:i w:val="false"/>
+          <w:caps w:val="false"/>
+          <w:smallCaps w:val="false"/>
+          <w:color w:val="0F1115"/>
+          <w:spacing w:val="0"/>
+          <w:sz w:val="20"/>
+          <w:szCs w:val="20"/>
+        </w:rPr>
+        <w:t xml:space="preserve"> </w:t>
+      </w:r>
+      <w:r>
+        <w:rPr>
+          <w:b w:val="false"/>
+          <w:i w:val="false"/>
+          <w:caps w:val="false"/>
+          <w:smallCaps w:val="false"/>
+          <w:color w:val="0F1115"/>
+          <w:spacing w:val="0"/>
+          <w:sz w:val="20"/>
+          <w:szCs w:val="20"/>
+        </w:rPr>
+        <w:t xml:space="preserve">Hot-fix клиентских ошибок, тех. документация </w:t>
+      </w:r>
+    </w:p>
+    <w:p>
+      <w:pPr>
+        <w:pStyle w:val="BodyText"/>
+        <w:widowControl/>
+        <w:numPr>
+          <w:ilvl w:val="0"/>
+          <w:numId w:val="0"/>
+        </w:numPr>
+        <w:tabs>
+          <w:tab w:val="clear" w:pos="720"/>
+          <w:tab w:val="left" w:pos="0" w:leader="none"/>
+        </w:tabs>
+        <w:spacing w:before="0" w:after="0"/>
+        <w:ind w:hanging="0" w:left="0" w:right="0"/>
+        <w:rPr>
+          <w:rFonts w:ascii="Times New Roman" w:hAnsi="Times New Roman"/>
+          <w:b w:val="false"/>
+          <w:i w:val="false"/>
+          <w:caps w:val="false"/>
+          <w:smallCaps w:val="false"/>
+          <w:color w:val="0F1115"/>
+          <w:spacing w:val="0"/>
+          <w:sz w:val="20"/>
+          <w:szCs w:val="20"/>
+        </w:rPr>
+      </w:pPr>
+      <w:r>
+        <w:rPr>
+          <w:b w:val="false"/>
+          <w:i w:val="false"/>
+          <w:caps w:val="false"/>
+          <w:smallCaps w:val="false"/>
+          <w:color w:val="0F1115"/>
+          <w:spacing w:val="0"/>
+          <w:sz w:val="20"/>
+          <w:szCs w:val="20"/>
+        </w:rPr>
+        <w:t>в Confluence (Agile, Scrum).</w:t>
+      </w:r>
+    </w:p>
+    <w:p>
+      <w:pPr>
+        <w:pStyle w:val="BodyText"/>
+        <w:widowControl/>
+        <w:spacing w:before="240" w:after="240"/>
+        <w:ind w:hanging="0" w:left="0" w:right="0"/>
+        <w:rPr/>
+      </w:pPr>
+      <w:r>
+        <w:rPr>
+          <w:rStyle w:val="Strong"/>
+          <w:b/>
+          <w:i w:val="false"/>
+          <w:caps w:val="false"/>
+          <w:smallCaps w:val="false"/>
+          <w:color w:val="0F1115"/>
+          <w:spacing w:val="0"/>
+          <w:sz w:val="20"/>
+          <w:szCs w:val="20"/>
+        </w:rPr>
+        <w:t>Достижения:</w:t>
       </w:r>
     </w:p>
     <w:p>
@@ -2505,7 +3003,20 @@
           <w:sz w:val="20"/>
           <w:szCs w:val="20"/>
         </w:rPr>
-        <w:t>Разработка REST API для обмена данными с внешними системами (маркетплейсы, Честный знак).</w:t>
+        <w:t xml:space="preserve"> </w:t>
+      </w:r>
+      <w:r>
+        <w:rPr>
+          <w:b w:val="false"/>
+          <w:i w:val="false"/>
+          <w:caps w:val="false"/>
+          <w:smallCaps w:val="false"/>
+          <w:color w:val="0F1115"/>
+          <w:spacing w:val="0"/>
+          <w:sz w:val="20"/>
+          <w:szCs w:val="20"/>
+        </w:rPr>
+        <w:t>Разработал интеграции с 3 маркетплейсами через REST API — время ручной обработки заказов сократилось с 1–2 часов до 20 минут (~70%).</w:t>
       </w:r>
     </w:p>
     <w:p>
@@ -2545,178 +3056,8 @@
           <w:sz w:val="20"/>
           <w:szCs w:val="20"/>
         </w:rPr>
-        <w:t>Интеграция с Ozon, Wildberries, Яндекс Маркет: синхронизация каталогов, остатков, заказов.</w:t>
-      </w:r>
-    </w:p>
-    <w:p>
-      <w:pPr>
-        <w:pStyle w:val="BodyText"/>
-        <w:widowControl/>
-        <w:numPr>
-          <w:ilvl w:val="0"/>
-          <w:numId w:val="4"/>
-        </w:numPr>
-        <w:tabs>
-          <w:tab w:val="clear" w:pos="720"/>
-          <w:tab w:val="left" w:pos="0" w:leader="none"/>
-        </w:tabs>
-        <w:spacing w:before="0" w:after="0"/>
-        <w:ind w:hanging="0" w:left="0" w:right="0"/>
-        <w:rPr>
-          <w:rFonts w:ascii="Times New Roman" w:hAnsi="Times New Roman"/>
-          <w:b w:val="false"/>
-          <w:i w:val="false"/>
-          <w:caps w:val="false"/>
-          <w:smallCaps w:val="false"/>
-          <w:color w:val="0F1115"/>
-          <w:spacing w:val="0"/>
-          <w:sz w:val="20"/>
-          <w:szCs w:val="20"/>
-        </w:rPr>
-      </w:pPr>
-      <w:r>
-        <w:rPr>
-          <w:b w:val="false"/>
-          <w:i w:val="false"/>
-          <w:caps w:val="false"/>
-          <w:smallCaps w:val="false"/>
-          <w:color w:val="0F1115"/>
-          <w:spacing w:val="0"/>
-          <w:sz w:val="20"/>
-          <w:szCs w:val="20"/>
-        </w:rPr>
-        <w:t>Работа с системой маркировки «Честный знак»: маркировка товаров, сертификаты КриптоПро.</w:t>
-      </w:r>
-    </w:p>
-    <w:p>
-      <w:pPr>
-        <w:pStyle w:val="BodyText"/>
-        <w:widowControl/>
-        <w:numPr>
-          <w:ilvl w:val="0"/>
-          <w:numId w:val="4"/>
-        </w:numPr>
-        <w:tabs>
-          <w:tab w:val="clear" w:pos="720"/>
-          <w:tab w:val="left" w:pos="0" w:leader="none"/>
-        </w:tabs>
-        <w:spacing w:before="0" w:after="0"/>
-        <w:ind w:hanging="0" w:left="0" w:right="0"/>
-        <w:rPr>
-          <w:rFonts w:ascii="Times New Roman" w:hAnsi="Times New Roman"/>
-          <w:b w:val="false"/>
-          <w:i w:val="false"/>
-          <w:caps w:val="false"/>
-          <w:smallCaps w:val="false"/>
-          <w:color w:val="0F1115"/>
-          <w:spacing w:val="0"/>
-          <w:sz w:val="20"/>
-          <w:szCs w:val="20"/>
-        </w:rPr>
-      </w:pPr>
-      <w:r>
-        <w:rPr>
-          <w:b w:val="false"/>
-          <w:i w:val="false"/>
-          <w:caps w:val="false"/>
-          <w:smallCaps w:val="false"/>
-          <w:color w:val="0F1115"/>
-          <w:spacing w:val="0"/>
-          <w:sz w:val="20"/>
-          <w:szCs w:val="20"/>
-        </w:rPr>
-        <w:t>Hot-fix клиентских ошибок, тех. документация в Confluence (Agile, Scrum).</w:t>
-      </w:r>
-    </w:p>
-    <w:p>
-      <w:pPr>
-        <w:pStyle w:val="BodyText"/>
-        <w:widowControl/>
-        <w:spacing w:before="240" w:after="240"/>
-        <w:ind w:hanging="0" w:left="0" w:right="0"/>
-        <w:rPr/>
-      </w:pPr>
-      <w:r>
-        <w:rPr>
-          <w:rStyle w:val="Strong"/>
-          <w:b/>
-          <w:i w:val="false"/>
-          <w:caps w:val="false"/>
-          <w:smallCaps w:val="false"/>
-          <w:color w:val="0F1115"/>
-          <w:spacing w:val="0"/>
-          <w:sz w:val="20"/>
-          <w:szCs w:val="20"/>
-        </w:rPr>
-        <w:t>Достижения:</w:t>
-      </w:r>
-    </w:p>
-    <w:p>
-      <w:pPr>
-        <w:pStyle w:val="BodyText"/>
-        <w:widowControl/>
-        <w:numPr>
-          <w:ilvl w:val="0"/>
-          <w:numId w:val="5"/>
-        </w:numPr>
-        <w:tabs>
-          <w:tab w:val="clear" w:pos="720"/>
-          <w:tab w:val="left" w:pos="0" w:leader="none"/>
-        </w:tabs>
-        <w:spacing w:before="0" w:after="0"/>
-        <w:ind w:hanging="0" w:left="0" w:right="0"/>
-        <w:rPr>
-          <w:rFonts w:ascii="Times New Roman" w:hAnsi="Times New Roman"/>
-          <w:b w:val="false"/>
-          <w:i w:val="false"/>
-          <w:caps w:val="false"/>
-          <w:smallCaps w:val="false"/>
-          <w:color w:val="0F1115"/>
-          <w:spacing w:val="0"/>
-          <w:sz w:val="20"/>
-          <w:szCs w:val="20"/>
-        </w:rPr>
-      </w:pPr>
-      <w:r>
-        <w:rPr>
-          <w:b w:val="false"/>
-          <w:i w:val="false"/>
-          <w:caps w:val="false"/>
-          <w:smallCaps w:val="false"/>
-          <w:color w:val="0F1115"/>
-          <w:spacing w:val="0"/>
-          <w:sz w:val="20"/>
-          <w:szCs w:val="20"/>
-        </w:rPr>
-        <w:t>Разработал интеграции с 3 маркетплейсами через REST API — время ручной обработки заказов сократилось с 1–2 часов до 20 минут (~70%).</w:t>
-      </w:r>
-    </w:p>
-    <w:p>
-      <w:pPr>
-        <w:pStyle w:val="BodyText"/>
-        <w:widowControl/>
-        <w:numPr>
-          <w:ilvl w:val="0"/>
-          <w:numId w:val="5"/>
-        </w:numPr>
-        <w:tabs>
-          <w:tab w:val="clear" w:pos="720"/>
-          <w:tab w:val="left" w:pos="0" w:leader="none"/>
-        </w:tabs>
-        <w:spacing w:before="0" w:after="0"/>
-        <w:ind w:hanging="0" w:left="0" w:right="0"/>
-        <w:rPr>
-          <w:rFonts w:ascii="Times New Roman" w:hAnsi="Times New Roman"/>
-          <w:b w:val="false"/>
-          <w:i w:val="false"/>
-          <w:caps w:val="false"/>
-          <w:smallCaps w:val="false"/>
-          <w:color w:val="0F1115"/>
-          <w:spacing w:val="0"/>
-          <w:sz w:val="20"/>
-          <w:szCs w:val="20"/>
-        </w:rPr>
-      </w:pPr>
+        <w:t xml:space="preserve"> </w:t>
+      </w:r>
       <w:r>
         <w:rPr>
           <w:b w:val="false"/>
@@ -2829,35 +3170,63 @@
         <w:ind w:hanging="0" w:left="321" w:right="0"/>
         <w:jc w:val="left"/>
         <w:rPr>
-          <w:i/>
-          <w:iCs/>
-          <w:color w:val="565656"/>
-          <w:sz w:val="18"/>
-          <w:szCs w:val="18"/>
-        </w:rPr>
-      </w:pPr>
-      <w:r>
-        <w:rPr>
-          <w:i/>
-          <w:iCs/>
-          <w:color w:val="565656"/>
-          <w:sz w:val="18"/>
-          <w:szCs w:val="18"/>
+          <w:i w:val="false"/>
+          <w:iCs w:val="false"/>
+          <w:color w:val="565656"/>
+          <w:sz w:val="20"/>
+          <w:szCs w:val="20"/>
+        </w:rPr>
+      </w:pPr>
+      <w:r>
+        <w:rPr>
+          <w:i w:val="false"/>
+          <w:iCs w:val="false"/>
+          <w:color w:val="565656"/>
+          <w:sz w:val="20"/>
+          <w:szCs w:val="20"/>
         </w:rPr>
         <w:t>Инженер-программист (.NET)</w:t>
       </w:r>
-      <w:bookmarkStart w:id="27" w:name="93c1fca2txon"/>
-      <w:bookmarkEnd w:id="27"/>
-      <w:r>
-        <w:rPr>
-          <w:i/>
-          <w:iCs/>
-          <w:color w:val="565656"/>
-          <w:sz w:val="18"/>
-          <w:szCs w:val="18"/>
+      <w:bookmarkStart w:id="26" w:name="93c1fca2txon"/>
+      <w:bookmarkEnd w:id="26"/>
+      <w:r>
+        <w:rPr>
+          <w:i w:val="false"/>
+          <w:iCs w:val="false"/>
+          <w:color w:val="565656"/>
+          <w:sz w:val="20"/>
+          <w:szCs w:val="20"/>
         </w:rPr>
         <w:tab/>
-        <w:t>Апрель 2023 — Август 2024 [1 год 5 месяцев]</w:t>
+      </w:r>
+    </w:p>
+    <w:p>
+      <w:pPr>
+        <w:pStyle w:val="normal1"/>
+        <w:tabs>
+          <w:tab w:val="clear" w:pos="720"/>
+          <w:tab w:val="left" w:pos="5760" w:leader="none"/>
+        </w:tabs>
+        <w:spacing w:lineRule="auto" w:line="240" w:before="48" w:after="0"/>
+        <w:ind w:hanging="0" w:left="321" w:right="0"/>
+        <w:jc w:val="left"/>
+        <w:rPr>
+          <w:i w:val="false"/>
+          <w:iCs w:val="false"/>
+          <w:color w:val="565656"/>
+          <w:sz w:val="20"/>
+          <w:szCs w:val="20"/>
+        </w:rPr>
+      </w:pPr>
+      <w:r>
+        <w:rPr>
+          <w:i w:val="false"/>
+          <w:iCs w:val="false"/>
+          <w:color w:val="565656"/>
+          <w:sz w:val="20"/>
+          <w:szCs w:val="20"/>
+        </w:rPr>
+        <w:t>Апрель 2023 - Август 2024</w:t>
       </w:r>
     </w:p>
     <w:p>
@@ -2956,7 +3325,7 @@
         <w:widowControl/>
         <w:numPr>
           <w:ilvl w:val="0"/>
-          <w:numId w:val="6"/>
+          <w:numId w:val="5"/>
         </w:numPr>
         <w:tabs>
           <w:tab w:val="clear" w:pos="720"/>
@@ -2990,7 +3359,313 @@
           <w:sz w:val="20"/>
           <w:szCs w:val="20"/>
         </w:rPr>
-        <w:t>Разработка ядра системы обработки заявок на C#/.NET Core: парсинг откликов, маршрутизация, финальный оффер.</w:t>
+        <w:t xml:space="preserve"> </w:t>
+      </w:r>
+      <w:r>
+        <w:rPr>
+          <w:b w:val="false"/>
+          <w:i w:val="false"/>
+          <w:caps w:val="false"/>
+          <w:smallCaps w:val="false"/>
+          <w:color w:val="0F1115"/>
+          <w:spacing w:val="0"/>
+          <w:sz w:val="20"/>
+          <w:szCs w:val="20"/>
+        </w:rPr>
+        <w:t xml:space="preserve">Разработка ядра системы обработки заявок на C#/.NET Core: парсинг откликов, маршрутизация, </w:t>
+      </w:r>
+    </w:p>
+    <w:p>
+      <w:pPr>
+        <w:pStyle w:val="BodyText"/>
+        <w:widowControl/>
+        <w:numPr>
+          <w:ilvl w:val="0"/>
+          <w:numId w:val="0"/>
+        </w:numPr>
+        <w:tabs>
+          <w:tab w:val="clear" w:pos="720"/>
+          <w:tab w:val="left" w:pos="0" w:leader="none"/>
+        </w:tabs>
+        <w:suppressAutoHyphens w:val="true"/>
+        <w:bidi w:val="0"/>
+        <w:spacing w:lineRule="auto" w:line="276" w:before="0" w:after="0"/>
+        <w:ind w:hanging="0" w:left="360" w:right="0"/>
+        <w:jc w:val="left"/>
+        <w:rPr>
+          <w:rFonts w:ascii="Times New Roman" w:hAnsi="Times New Roman"/>
+          <w:b w:val="false"/>
+          <w:i w:val="false"/>
+          <w:caps w:val="false"/>
+          <w:smallCaps w:val="false"/>
+          <w:color w:val="0F1115"/>
+          <w:spacing w:val="0"/>
+          <w:sz w:val="20"/>
+          <w:szCs w:val="20"/>
+        </w:rPr>
+      </w:pPr>
+      <w:r>
+        <w:rPr>
+          <w:b w:val="false"/>
+          <w:i w:val="false"/>
+          <w:caps w:val="false"/>
+          <w:smallCaps w:val="false"/>
+          <w:color w:val="0F1115"/>
+          <w:spacing w:val="0"/>
+          <w:sz w:val="20"/>
+          <w:szCs w:val="20"/>
+        </w:rPr>
+        <w:t>финальный оффер.</w:t>
+      </w:r>
+    </w:p>
+    <w:p>
+      <w:pPr>
+        <w:pStyle w:val="BodyText"/>
+        <w:widowControl/>
+        <w:numPr>
+          <w:ilvl w:val="0"/>
+          <w:numId w:val="5"/>
+        </w:numPr>
+        <w:tabs>
+          <w:tab w:val="clear" w:pos="720"/>
+          <w:tab w:val="left" w:pos="0" w:leader="none"/>
+        </w:tabs>
+        <w:suppressAutoHyphens w:val="true"/>
+        <w:bidi w:val="0"/>
+        <w:spacing w:lineRule="auto" w:line="276" w:before="0" w:after="0"/>
+        <w:ind w:hanging="0" w:left="360" w:right="0"/>
+        <w:jc w:val="left"/>
+        <w:rPr>
+          <w:rFonts w:ascii="Times New Roman" w:hAnsi="Times New Roman"/>
+          <w:b w:val="false"/>
+          <w:i w:val="false"/>
+          <w:caps w:val="false"/>
+          <w:smallCaps w:val="false"/>
+          <w:color w:val="0F1115"/>
+          <w:spacing w:val="0"/>
+          <w:sz w:val="20"/>
+          <w:szCs w:val="20"/>
+        </w:rPr>
+      </w:pPr>
+      <w:r>
+        <w:rPr>
+          <w:b w:val="false"/>
+          <w:i w:val="false"/>
+          <w:caps w:val="false"/>
+          <w:smallCaps w:val="false"/>
+          <w:color w:val="0F1115"/>
+          <w:spacing w:val="0"/>
+          <w:sz w:val="20"/>
+          <w:szCs w:val="20"/>
+        </w:rPr>
+        <w:t xml:space="preserve"> </w:t>
+      </w:r>
+      <w:r>
+        <w:rPr>
+          <w:b w:val="false"/>
+          <w:i w:val="false"/>
+          <w:caps w:val="false"/>
+          <w:smallCaps w:val="false"/>
+          <w:color w:val="0F1115"/>
+          <w:spacing w:val="0"/>
+          <w:sz w:val="20"/>
+          <w:szCs w:val="20"/>
+        </w:rPr>
+        <w:t>Работа с RabbitMQ: буферизация заявок, обработка пиков.</w:t>
+      </w:r>
+    </w:p>
+    <w:p>
+      <w:pPr>
+        <w:pStyle w:val="BodyText"/>
+        <w:widowControl/>
+        <w:numPr>
+          <w:ilvl w:val="0"/>
+          <w:numId w:val="5"/>
+        </w:numPr>
+        <w:tabs>
+          <w:tab w:val="clear" w:pos="720"/>
+          <w:tab w:val="left" w:pos="0" w:leader="none"/>
+        </w:tabs>
+        <w:suppressAutoHyphens w:val="true"/>
+        <w:bidi w:val="0"/>
+        <w:spacing w:lineRule="auto" w:line="276" w:before="0" w:after="0"/>
+        <w:ind w:hanging="0" w:left="360" w:right="0"/>
+        <w:jc w:val="left"/>
+        <w:rPr>
+          <w:rFonts w:ascii="Times New Roman" w:hAnsi="Times New Roman"/>
+          <w:b w:val="false"/>
+          <w:i w:val="false"/>
+          <w:caps w:val="false"/>
+          <w:smallCaps w:val="false"/>
+          <w:color w:val="0F1115"/>
+          <w:spacing w:val="0"/>
+          <w:sz w:val="20"/>
+          <w:szCs w:val="20"/>
+        </w:rPr>
+      </w:pPr>
+      <w:r>
+        <w:rPr>
+          <w:b w:val="false"/>
+          <w:i w:val="false"/>
+          <w:caps w:val="false"/>
+          <w:smallCaps w:val="false"/>
+          <w:color w:val="0F1115"/>
+          <w:spacing w:val="0"/>
+          <w:sz w:val="20"/>
+          <w:szCs w:val="20"/>
+        </w:rPr>
+        <w:t xml:space="preserve"> </w:t>
+      </w:r>
+      <w:r>
+        <w:rPr>
+          <w:b w:val="false"/>
+          <w:i w:val="false"/>
+          <w:caps w:val="false"/>
+          <w:smallCaps w:val="false"/>
+          <w:color w:val="0F1115"/>
+          <w:spacing w:val="0"/>
+          <w:sz w:val="20"/>
+          <w:szCs w:val="20"/>
+        </w:rPr>
+        <w:t>Развитие low-code движка конфигурации: настройка под клиентов, доработки.</w:t>
+      </w:r>
+    </w:p>
+    <w:p>
+      <w:pPr>
+        <w:pStyle w:val="BodyText"/>
+        <w:widowControl/>
+        <w:numPr>
+          <w:ilvl w:val="0"/>
+          <w:numId w:val="5"/>
+        </w:numPr>
+        <w:tabs>
+          <w:tab w:val="clear" w:pos="720"/>
+          <w:tab w:val="left" w:pos="0" w:leader="none"/>
+        </w:tabs>
+        <w:suppressAutoHyphens w:val="true"/>
+        <w:bidi w:val="0"/>
+        <w:spacing w:lineRule="auto" w:line="276" w:before="0" w:after="0"/>
+        <w:ind w:hanging="0" w:left="360" w:right="0"/>
+        <w:jc w:val="left"/>
+        <w:rPr>
+          <w:rFonts w:ascii="Times New Roman" w:hAnsi="Times New Roman"/>
+          <w:b w:val="false"/>
+          <w:i w:val="false"/>
+          <w:caps w:val="false"/>
+          <w:smallCaps w:val="false"/>
+          <w:color w:val="0F1115"/>
+          <w:spacing w:val="0"/>
+          <w:sz w:val="20"/>
+          <w:szCs w:val="20"/>
+        </w:rPr>
+      </w:pPr>
+      <w:r>
+        <w:rPr>
+          <w:b w:val="false"/>
+          <w:i w:val="false"/>
+          <w:caps w:val="false"/>
+          <w:smallCaps w:val="false"/>
+          <w:color w:val="0F1115"/>
+          <w:spacing w:val="0"/>
+          <w:sz w:val="20"/>
+          <w:szCs w:val="20"/>
+        </w:rPr>
+        <w:t xml:space="preserve"> </w:t>
+      </w:r>
+      <w:r>
+        <w:rPr>
+          <w:b w:val="false"/>
+          <w:i w:val="false"/>
+          <w:caps w:val="false"/>
+          <w:smallCaps w:val="false"/>
+          <w:color w:val="0F1115"/>
+          <w:spacing w:val="0"/>
+          <w:sz w:val="20"/>
+          <w:szCs w:val="20"/>
+        </w:rPr>
+        <w:t>Участие в персонализации воронок и подключении новых job-бордов.</w:t>
+      </w:r>
+    </w:p>
+    <w:p>
+      <w:pPr>
+        <w:pStyle w:val="BodyText"/>
+        <w:widowControl/>
+        <w:numPr>
+          <w:ilvl w:val="0"/>
+          <w:numId w:val="5"/>
+        </w:numPr>
+        <w:tabs>
+          <w:tab w:val="clear" w:pos="720"/>
+          <w:tab w:val="left" w:pos="0" w:leader="none"/>
+        </w:tabs>
+        <w:suppressAutoHyphens w:val="true"/>
+        <w:bidi w:val="0"/>
+        <w:spacing w:lineRule="auto" w:line="276" w:before="0" w:after="0"/>
+        <w:ind w:hanging="0" w:left="360" w:right="0"/>
+        <w:jc w:val="left"/>
+        <w:rPr>
+          <w:rFonts w:ascii="Times New Roman" w:hAnsi="Times New Roman"/>
+          <w:b w:val="false"/>
+          <w:i w:val="false"/>
+          <w:caps w:val="false"/>
+          <w:smallCaps w:val="false"/>
+          <w:color w:val="0F1115"/>
+          <w:spacing w:val="0"/>
+          <w:sz w:val="20"/>
+          <w:szCs w:val="20"/>
+        </w:rPr>
+      </w:pPr>
+      <w:r>
+        <w:rPr>
+          <w:b w:val="false"/>
+          <w:i w:val="false"/>
+          <w:caps w:val="false"/>
+          <w:smallCaps w:val="false"/>
+          <w:color w:val="0F1115"/>
+          <w:spacing w:val="0"/>
+          <w:sz w:val="20"/>
+          <w:szCs w:val="20"/>
+        </w:rPr>
+        <w:t xml:space="preserve"> </w:t>
+      </w:r>
+      <w:r>
+        <w:rPr>
+          <w:b w:val="false"/>
+          <w:i w:val="false"/>
+          <w:caps w:val="false"/>
+          <w:smallCaps w:val="false"/>
+          <w:color w:val="0F1115"/>
+          <w:spacing w:val="0"/>
+          <w:sz w:val="20"/>
+          <w:szCs w:val="20"/>
+        </w:rPr>
+        <w:t>Написание тестов (xUnit), устранение багов, тех. документация в Confluence (Agile, Scrum).</w:t>
+      </w:r>
+    </w:p>
+    <w:p>
+      <w:pPr>
+        <w:pStyle w:val="BodyText"/>
+        <w:widowControl/>
+        <w:suppressAutoHyphens w:val="true"/>
+        <w:bidi w:val="0"/>
+        <w:spacing w:lineRule="auto" w:line="276" w:before="240" w:after="240"/>
+        <w:ind w:hanging="0" w:left="360" w:right="0"/>
+        <w:jc w:val="left"/>
+        <w:rPr/>
+      </w:pPr>
+      <w:r>
+        <w:rPr>
+          <w:rStyle w:val="Strong"/>
+          <w:b/>
+          <w:i w:val="false"/>
+          <w:caps w:val="false"/>
+          <w:smallCaps w:val="false"/>
+          <w:color w:val="0F1115"/>
+          <w:spacing w:val="0"/>
+          <w:sz w:val="20"/>
+          <w:szCs w:val="20"/>
+        </w:rPr>
+        <w:t>Достижения:</w:t>
       </w:r>
     </w:p>
     <w:p>
@@ -3033,7 +3708,63 @@
           <w:sz w:val="20"/>
           <w:szCs w:val="20"/>
         </w:rPr>
-        <w:t>Работа с RabbitMQ: буферизация заявок, обработка пиков.</w:t>
+        <w:t xml:space="preserve"> </w:t>
+      </w:r>
+      <w:r>
+        <w:rPr>
+          <w:b w:val="false"/>
+          <w:i w:val="false"/>
+          <w:caps w:val="false"/>
+          <w:smallCaps w:val="false"/>
+          <w:color w:val="0F1115"/>
+          <w:spacing w:val="0"/>
+          <w:sz w:val="20"/>
+          <w:szCs w:val="20"/>
+        </w:rPr>
+        <w:t xml:space="preserve">Спроектировал и внедрил микросервис автоматических звонков через Voximplant - скорость первичного </w:t>
+      </w:r>
+    </w:p>
+    <w:p>
+      <w:pPr>
+        <w:pStyle w:val="BodyText"/>
+        <w:widowControl/>
+        <w:numPr>
+          <w:ilvl w:val="0"/>
+          <w:numId w:val="0"/>
+        </w:numPr>
+        <w:tabs>
+          <w:tab w:val="clear" w:pos="720"/>
+          <w:tab w:val="left" w:pos="0" w:leader="none"/>
+        </w:tabs>
+        <w:suppressAutoHyphens w:val="true"/>
+        <w:bidi w:val="0"/>
+        <w:spacing w:lineRule="auto" w:line="276" w:before="0" w:after="0"/>
+        <w:ind w:hanging="0" w:left="360" w:right="0"/>
+        <w:jc w:val="left"/>
+        <w:rPr>
+          <w:rFonts w:ascii="Times New Roman" w:hAnsi="Times New Roman"/>
+          <w:b w:val="false"/>
+          <w:i w:val="false"/>
+          <w:caps w:val="false"/>
+          <w:smallCaps w:val="false"/>
+          <w:color w:val="0F1115"/>
+          <w:spacing w:val="0"/>
+          <w:sz w:val="20"/>
+          <w:szCs w:val="20"/>
+        </w:rPr>
+      </w:pPr>
+      <w:r>
+        <w:rPr>
+          <w:b w:val="false"/>
+          <w:i w:val="false"/>
+          <w:caps w:val="false"/>
+          <w:smallCaps w:val="false"/>
+          <w:color w:val="0F1115"/>
+          <w:spacing w:val="0"/>
+          <w:sz w:val="20"/>
+          <w:szCs w:val="20"/>
+        </w:rPr>
+        <w:t>отсева +40%, time-to-hire сократился с 7 до 4 дней.</w:t>
       </w:r>
     </w:p>
     <w:p>
@@ -3076,7 +3807,63 @@
           <w:sz w:val="20"/>
           <w:szCs w:val="20"/>
         </w:rPr>
-        <w:t>Развитие low-code движка конфигурации: настройка под клиентов, доработки.</w:t>
+        <w:t xml:space="preserve"> </w:t>
+      </w:r>
+      <w:r>
+        <w:rPr>
+          <w:b w:val="false"/>
+          <w:i w:val="false"/>
+          <w:caps w:val="false"/>
+          <w:smallCaps w:val="false"/>
+          <w:color w:val="0F1115"/>
+          <w:spacing w:val="0"/>
+          <w:sz w:val="20"/>
+          <w:szCs w:val="20"/>
+        </w:rPr>
+        <w:t xml:space="preserve">Работал с системой буферизации заявок на RabbitMQ: поддерживал, развивал, участвовал в обработке </w:t>
+      </w:r>
+    </w:p>
+    <w:p>
+      <w:pPr>
+        <w:pStyle w:val="BodyText"/>
+        <w:widowControl/>
+        <w:numPr>
+          <w:ilvl w:val="0"/>
+          <w:numId w:val="0"/>
+        </w:numPr>
+        <w:tabs>
+          <w:tab w:val="clear" w:pos="720"/>
+          <w:tab w:val="left" w:pos="0" w:leader="none"/>
+        </w:tabs>
+        <w:suppressAutoHyphens w:val="true"/>
+        <w:bidi w:val="0"/>
+        <w:spacing w:lineRule="auto" w:line="276" w:before="0" w:after="0"/>
+        <w:ind w:hanging="0" w:left="360" w:right="0"/>
+        <w:jc w:val="left"/>
+        <w:rPr>
+          <w:rFonts w:ascii="Times New Roman" w:hAnsi="Times New Roman"/>
+          <w:b w:val="false"/>
+          <w:i w:val="false"/>
+          <w:caps w:val="false"/>
+          <w:smallCaps w:val="false"/>
+          <w:color w:val="0F1115"/>
+          <w:spacing w:val="0"/>
+          <w:sz w:val="20"/>
+          <w:szCs w:val="20"/>
+        </w:rPr>
+      </w:pPr>
+      <w:r>
+        <w:rPr>
+          <w:b w:val="false"/>
+          <w:i w:val="false"/>
+          <w:caps w:val="false"/>
+          <w:smallCaps w:val="false"/>
+          <w:color w:val="0F1115"/>
+          <w:spacing w:val="0"/>
+          <w:sz w:val="20"/>
+          <w:szCs w:val="20"/>
+        </w:rPr>
+        <w:t>пиков 10 000+ заявок/день.</w:t>
       </w:r>
     </w:p>
     <w:p>
@@ -3119,7 +3906,20 @@
           <w:sz w:val="20"/>
           <w:szCs w:val="20"/>
         </w:rPr>
-        <w:t>Участие в персонализации воронок и подключении новых job-бордов.</w:t>
+        <w:t xml:space="preserve"> </w:t>
+      </w:r>
+      <w:r>
+        <w:rPr>
+          <w:b w:val="false"/>
+          <w:i w:val="false"/>
+          <w:caps w:val="false"/>
+          <w:smallCaps w:val="false"/>
+          <w:color w:val="0F1115"/>
+          <w:spacing w:val="0"/>
+          <w:sz w:val="20"/>
+          <w:szCs w:val="20"/>
+        </w:rPr>
+        <w:t>Развивал low-code движок конфигурации: настраивал под клиентов, участвовал в доработках.</w:t>
       </w:r>
     </w:p>
     <w:p>
@@ -3162,205 +3962,20 @@
           <w:sz w:val="20"/>
           <w:szCs w:val="20"/>
         </w:rPr>
-        <w:t>Написание тестов (xUnit), устранение багов, тех. документация в Confluence (Agile, Scrum).</w:t>
-      </w:r>
-    </w:p>
-    <w:p>
-      <w:pPr>
-        <w:pStyle w:val="BodyText"/>
-        <w:widowControl/>
-        <w:suppressAutoHyphens w:val="true"/>
-        <w:bidi w:val="0"/>
-        <w:spacing w:lineRule="auto" w:line="276" w:before="240" w:after="240"/>
-        <w:ind w:hanging="0" w:left="360" w:right="0"/>
-        <w:jc w:val="left"/>
-        <w:rPr/>
-      </w:pPr>
-      <w:r>
-        <w:rPr>
-          <w:rStyle w:val="Strong"/>
-          <w:b/>
-          <w:i w:val="false"/>
-          <w:caps w:val="false"/>
-          <w:smallCaps w:val="false"/>
-          <w:color w:val="0F1115"/>
-          <w:spacing w:val="0"/>
-          <w:sz w:val="20"/>
-          <w:szCs w:val="20"/>
-        </w:rPr>
-        <w:t>Достижения:</w:t>
-      </w:r>
-    </w:p>
-    <w:p>
-      <w:pPr>
-        <w:pStyle w:val="BodyText"/>
-        <w:widowControl/>
-        <w:numPr>
-          <w:ilvl w:val="0"/>
-          <w:numId w:val="7"/>
-        </w:numPr>
-        <w:tabs>
-          <w:tab w:val="clear" w:pos="720"/>
-          <w:tab w:val="left" w:pos="0" w:leader="none"/>
-        </w:tabs>
-        <w:suppressAutoHyphens w:val="true"/>
-        <w:bidi w:val="0"/>
-        <w:spacing w:lineRule="auto" w:line="276" w:before="0" w:after="0"/>
-        <w:ind w:hanging="0" w:left="360" w:right="0"/>
-        <w:jc w:val="left"/>
-        <w:rPr>
-          <w:rFonts w:ascii="Times New Roman" w:hAnsi="Times New Roman"/>
-          <w:b w:val="false"/>
-          <w:i w:val="false"/>
-          <w:caps w:val="false"/>
-          <w:smallCaps w:val="false"/>
-          <w:color w:val="0F1115"/>
-          <w:spacing w:val="0"/>
-          <w:sz w:val="20"/>
-          <w:szCs w:val="20"/>
-        </w:rPr>
-      </w:pPr>
-      <w:r>
-        <w:rPr>
-          <w:b w:val="false"/>
-          <w:i w:val="false"/>
-          <w:caps w:val="false"/>
-          <w:smallCaps w:val="false"/>
-          <w:color w:val="0F1115"/>
-          <w:spacing w:val="0"/>
-          <w:sz w:val="20"/>
-          <w:szCs w:val="20"/>
-        </w:rPr>
-        <w:t>Спроектировал и внедрил микросервис автоматических звонков через Voximplant — скорость первичного отсева +40%, time-to-hire сократился с 7 до 4 дней.</w:t>
-      </w:r>
-    </w:p>
-    <w:p>
-      <w:pPr>
-        <w:pStyle w:val="BodyText"/>
-        <w:widowControl/>
-        <w:numPr>
-          <w:ilvl w:val="0"/>
-          <w:numId w:val="7"/>
-        </w:numPr>
-        <w:tabs>
-          <w:tab w:val="clear" w:pos="720"/>
-          <w:tab w:val="left" w:pos="0" w:leader="none"/>
-        </w:tabs>
-        <w:suppressAutoHyphens w:val="true"/>
-        <w:bidi w:val="0"/>
-        <w:spacing w:lineRule="auto" w:line="276" w:before="0" w:after="0"/>
-        <w:ind w:hanging="0" w:left="360" w:right="0"/>
-        <w:jc w:val="left"/>
-        <w:rPr>
-          <w:rFonts w:ascii="Times New Roman" w:hAnsi="Times New Roman"/>
-          <w:b w:val="false"/>
-          <w:i w:val="false"/>
-          <w:caps w:val="false"/>
-          <w:smallCaps w:val="false"/>
-          <w:color w:val="0F1115"/>
-          <w:spacing w:val="0"/>
-          <w:sz w:val="20"/>
-          <w:szCs w:val="20"/>
-        </w:rPr>
-      </w:pPr>
-      <w:r>
-        <w:rPr>
-          <w:b w:val="false"/>
-          <w:i w:val="false"/>
-          <w:caps w:val="false"/>
-          <w:smallCaps w:val="false"/>
-          <w:color w:val="0F1115"/>
-          <w:spacing w:val="0"/>
-          <w:sz w:val="20"/>
-          <w:szCs w:val="20"/>
-        </w:rPr>
-        <w:t>Работал с системой буферизации заявок на RabbitMQ: поддерживал, развивал, участвовал в обработке пиков 10 000+ заявок/день.</w:t>
-      </w:r>
-    </w:p>
-    <w:p>
-      <w:pPr>
-        <w:pStyle w:val="BodyText"/>
-        <w:widowControl/>
-        <w:numPr>
-          <w:ilvl w:val="0"/>
-          <w:numId w:val="7"/>
-        </w:numPr>
-        <w:tabs>
-          <w:tab w:val="clear" w:pos="720"/>
-          <w:tab w:val="left" w:pos="0" w:leader="none"/>
-        </w:tabs>
-        <w:suppressAutoHyphens w:val="true"/>
-        <w:bidi w:val="0"/>
-        <w:spacing w:lineRule="auto" w:line="276" w:before="0" w:after="0"/>
-        <w:ind w:hanging="0" w:left="360" w:right="0"/>
-        <w:jc w:val="left"/>
-        <w:rPr>
-          <w:rFonts w:ascii="Times New Roman" w:hAnsi="Times New Roman"/>
-          <w:b w:val="false"/>
-          <w:i w:val="false"/>
-          <w:caps w:val="false"/>
-          <w:smallCaps w:val="false"/>
-          <w:color w:val="0F1115"/>
-          <w:spacing w:val="0"/>
-          <w:sz w:val="20"/>
-          <w:szCs w:val="20"/>
-        </w:rPr>
-      </w:pPr>
-      <w:r>
-        <w:rPr>
-          <w:b w:val="false"/>
-          <w:i w:val="false"/>
-          <w:caps w:val="false"/>
-          <w:smallCaps w:val="false"/>
-          <w:color w:val="0F1115"/>
-          <w:spacing w:val="0"/>
-          <w:sz w:val="20"/>
-          <w:szCs w:val="20"/>
-        </w:rPr>
-        <w:t>Развивал low-code движок конфигурации: настраивал под клиентов, участвовал в доработках.</w:t>
-      </w:r>
-    </w:p>
-    <w:p>
-      <w:pPr>
-        <w:pStyle w:val="BodyText"/>
-        <w:widowControl/>
-        <w:numPr>
-          <w:ilvl w:val="0"/>
-          <w:numId w:val="7"/>
-        </w:numPr>
-        <w:tabs>
-          <w:tab w:val="clear" w:pos="720"/>
-          <w:tab w:val="left" w:pos="0" w:leader="none"/>
-        </w:tabs>
-        <w:suppressAutoHyphens w:val="true"/>
-        <w:bidi w:val="0"/>
-        <w:spacing w:lineRule="auto" w:line="276" w:before="0" w:after="0"/>
-        <w:ind w:hanging="0" w:left="360" w:right="0"/>
-        <w:jc w:val="left"/>
-        <w:rPr>
-          <w:rFonts w:ascii="Times New Roman" w:hAnsi="Times New Roman"/>
-          <w:b w:val="false"/>
-          <w:i w:val="false"/>
-          <w:caps w:val="false"/>
-          <w:smallCaps w:val="false"/>
-          <w:color w:val="0F1115"/>
-          <w:spacing w:val="0"/>
-          <w:sz w:val="20"/>
-          <w:szCs w:val="20"/>
-        </w:rPr>
-      </w:pPr>
-      <w:r>
-        <w:rPr>
-          <w:b w:val="false"/>
-          <w:i w:val="false"/>
-          <w:caps w:val="false"/>
-          <w:smallCaps w:val="false"/>
-          <w:color w:val="0F1115"/>
-          <w:spacing w:val="0"/>
-          <w:sz w:val="20"/>
-          <w:szCs w:val="20"/>
-        </w:rPr>
-        <w:t>Участвовал в персонализации воронок и подключении job-бордов — рост CSAT/NPS на 25%.</w:t>
+        <w:t xml:space="preserve"> </w:t>
+      </w:r>
+      <w:r>
+        <w:rPr>
+          <w:b w:val="false"/>
+          <w:i w:val="false"/>
+          <w:caps w:val="false"/>
+          <w:smallCaps w:val="false"/>
+          <w:color w:val="0F1115"/>
+          <w:spacing w:val="0"/>
+          <w:sz w:val="20"/>
+          <w:szCs w:val="20"/>
+        </w:rPr>
+        <w:t>Участвовал в персонализации воронок и подключении job-бордов - рост CSAT/NPS на 25%.</w:t>
       </w:r>
     </w:p>
     <w:p>
@@ -3522,24 +4137,19 @@
         <w:spacing w:lineRule="auto" w:line="240" w:before="48" w:after="0"/>
         <w:ind w:hanging="0" w:left="321"/>
         <w:rPr>
-          <w:rFonts w:ascii="Roboto Mono" w:hAnsi="Roboto Mono" w:eastAsia="Roboto Mono" w:cs="Roboto Mono"/>
-          <w:b w:val="false"/>
-          <w:bCs w:val="false"/>
-          <w:i/>
-          <w:iCs/>
-          <w:color w:val="565656"/>
-          <w:sz w:val="18"/>
-          <w:szCs w:val="18"/>
-          <w:u w:val="none"/>
-        </w:rPr>
-      </w:pPr>
-      <w:r>
-        <w:rPr>
-          <w:i/>
-          <w:iCs/>
-          <w:color w:val="565656"/>
-          <w:sz w:val="18"/>
-          <w:szCs w:val="18"/>
+          <w:i w:val="false"/>
+          <w:iCs w:val="false"/>
+          <w:sz w:val="20"/>
+          <w:szCs w:val="20"/>
+        </w:rPr>
+      </w:pPr>
+      <w:r>
+        <w:rPr>
+          <w:i w:val="false"/>
+          <w:iCs w:val="false"/>
+          <w:color w:val="565656"/>
+          <w:sz w:val="20"/>
+          <w:szCs w:val="20"/>
         </w:rPr>
         <w:t>Инженер-программист (.NET)</w:t>
       </w:r>
@@ -3555,28 +4165,31 @@
         <w:ind w:hanging="0" w:left="311" w:right="0"/>
         <w:jc w:val="left"/>
         <w:rPr>
-          <w:sz w:val="18"/>
-          <w:szCs w:val="18"/>
-        </w:rPr>
-      </w:pPr>
-      <w:r>
-        <w:rPr>
-          <w:i/>
-          <w:iCs/>
-          <w:color w:val="565656"/>
-          <w:sz w:val="18"/>
-          <w:szCs w:val="18"/>
-        </w:rPr>
-        <w:tab/>
+          <w:i w:val="false"/>
+          <w:iCs w:val="false"/>
+          <w:sz w:val="20"/>
+          <w:szCs w:val="20"/>
+        </w:rPr>
+      </w:pPr>
+      <w:r>
+        <w:rPr>
+          <w:i w:val="false"/>
+          <w:iCs w:val="false"/>
+          <w:color w:val="565656"/>
+          <w:sz w:val="20"/>
+          <w:szCs w:val="20"/>
+        </w:rPr>
         <w:t xml:space="preserve">Февраль </w:t>
       </w:r>
       <w:r>
         <w:rPr>
-          <w:color w:val="565656"/>
-          <w:sz w:val="18"/>
-          <w:szCs w:val="18"/>
-        </w:rPr>
-        <w:t>2022 - Сентябрь 2022 [8 месяцев]</w:t>
+          <w:i w:val="false"/>
+          <w:iCs w:val="false"/>
+          <w:color w:val="565656"/>
+          <w:sz w:val="20"/>
+          <w:szCs w:val="20"/>
+        </w:rPr>
+        <w:t>2022 - Сентябрь 2022</w:t>
       </w:r>
     </w:p>
     <w:p>
@@ -3675,7 +4288,7 @@
         <w:widowControl/>
         <w:numPr>
           <w:ilvl w:val="0"/>
-          <w:numId w:val="8"/>
+          <w:numId w:val="7"/>
         </w:numPr>
         <w:tabs>
           <w:tab w:val="clear" w:pos="720"/>
@@ -3709,7 +4322,214 @@
           <w:sz w:val="20"/>
           <w:szCs w:val="20"/>
         </w:rPr>
+        <w:t xml:space="preserve"> </w:t>
+      </w:r>
+      <w:r>
+        <w:rPr>
+          <w:b w:val="false"/>
+          <w:i w:val="false"/>
+          <w:caps w:val="false"/>
+          <w:smallCaps w:val="false"/>
+          <w:color w:val="0F1115"/>
+          <w:spacing w:val="0"/>
+          <w:sz w:val="20"/>
+          <w:szCs w:val="20"/>
+        </w:rPr>
         <w:t>Разработка и доработка системы печатных форм: шаблоны, логика подстановки данных.</w:t>
+      </w:r>
+    </w:p>
+    <w:p>
+      <w:pPr>
+        <w:pStyle w:val="BodyText"/>
+        <w:widowControl/>
+        <w:numPr>
+          <w:ilvl w:val="0"/>
+          <w:numId w:val="7"/>
+        </w:numPr>
+        <w:tabs>
+          <w:tab w:val="clear" w:pos="720"/>
+          <w:tab w:val="left" w:pos="0" w:leader="none"/>
+        </w:tabs>
+        <w:suppressAutoHyphens w:val="true"/>
+        <w:bidi w:val="0"/>
+        <w:spacing w:lineRule="auto" w:line="276" w:before="0" w:after="0"/>
+        <w:ind w:hanging="0" w:left="360" w:right="0"/>
+        <w:jc w:val="left"/>
+        <w:rPr>
+          <w:rFonts w:ascii="Times New Roman" w:hAnsi="Times New Roman"/>
+          <w:b w:val="false"/>
+          <w:i w:val="false"/>
+          <w:caps w:val="false"/>
+          <w:smallCaps w:val="false"/>
+          <w:color w:val="0F1115"/>
+          <w:spacing w:val="0"/>
+          <w:sz w:val="20"/>
+          <w:szCs w:val="20"/>
+        </w:rPr>
+      </w:pPr>
+      <w:r>
+        <w:rPr>
+          <w:b w:val="false"/>
+          <w:i w:val="false"/>
+          <w:caps w:val="false"/>
+          <w:smallCaps w:val="false"/>
+          <w:color w:val="0F1115"/>
+          <w:spacing w:val="0"/>
+          <w:sz w:val="20"/>
+          <w:szCs w:val="20"/>
+        </w:rPr>
+        <w:t xml:space="preserve"> </w:t>
+      </w:r>
+      <w:r>
+        <w:rPr>
+          <w:b w:val="false"/>
+          <w:i w:val="false"/>
+          <w:caps w:val="false"/>
+          <w:smallCaps w:val="false"/>
+          <w:color w:val="0F1115"/>
+          <w:spacing w:val="0"/>
+          <w:sz w:val="20"/>
+          <w:szCs w:val="20"/>
+        </w:rPr>
+        <w:t>Оптимизация генерации отчётов по регламентам ведомств.</w:t>
+      </w:r>
+    </w:p>
+    <w:p>
+      <w:pPr>
+        <w:pStyle w:val="BodyText"/>
+        <w:widowControl/>
+        <w:numPr>
+          <w:ilvl w:val="0"/>
+          <w:numId w:val="7"/>
+        </w:numPr>
+        <w:tabs>
+          <w:tab w:val="clear" w:pos="720"/>
+          <w:tab w:val="left" w:pos="0" w:leader="none"/>
+        </w:tabs>
+        <w:suppressAutoHyphens w:val="true"/>
+        <w:bidi w:val="0"/>
+        <w:spacing w:lineRule="auto" w:line="276" w:before="0" w:after="0"/>
+        <w:ind w:hanging="0" w:left="360" w:right="0"/>
+        <w:jc w:val="left"/>
+        <w:rPr>
+          <w:rFonts w:ascii="Times New Roman" w:hAnsi="Times New Roman"/>
+          <w:b w:val="false"/>
+          <w:i w:val="false"/>
+          <w:caps w:val="false"/>
+          <w:smallCaps w:val="false"/>
+          <w:color w:val="0F1115"/>
+          <w:spacing w:val="0"/>
+          <w:sz w:val="20"/>
+          <w:szCs w:val="20"/>
+        </w:rPr>
+      </w:pPr>
+      <w:r>
+        <w:rPr>
+          <w:b w:val="false"/>
+          <w:i w:val="false"/>
+          <w:caps w:val="false"/>
+          <w:smallCaps w:val="false"/>
+          <w:color w:val="0F1115"/>
+          <w:spacing w:val="0"/>
+          <w:sz w:val="20"/>
+          <w:szCs w:val="20"/>
+        </w:rPr>
+        <w:t xml:space="preserve"> </w:t>
+      </w:r>
+      <w:r>
+        <w:rPr>
+          <w:b w:val="false"/>
+          <w:i w:val="false"/>
+          <w:caps w:val="false"/>
+          <w:smallCaps w:val="false"/>
+          <w:color w:val="0F1115"/>
+          <w:spacing w:val="0"/>
+          <w:sz w:val="20"/>
+          <w:szCs w:val="20"/>
+        </w:rPr>
+        <w:t>Настройка и сопровождение бизнес-процессов (согласование, утверждение, архивирование).</w:t>
+      </w:r>
+    </w:p>
+    <w:p>
+      <w:pPr>
+        <w:pStyle w:val="BodyText"/>
+        <w:widowControl/>
+        <w:numPr>
+          <w:ilvl w:val="0"/>
+          <w:numId w:val="7"/>
+        </w:numPr>
+        <w:tabs>
+          <w:tab w:val="clear" w:pos="720"/>
+          <w:tab w:val="left" w:pos="0" w:leader="none"/>
+        </w:tabs>
+        <w:suppressAutoHyphens w:val="true"/>
+        <w:bidi w:val="0"/>
+        <w:spacing w:lineRule="auto" w:line="276" w:before="0" w:after="0"/>
+        <w:ind w:hanging="0" w:left="360" w:right="0"/>
+        <w:jc w:val="left"/>
+        <w:rPr>
+          <w:rFonts w:ascii="Times New Roman" w:hAnsi="Times New Roman"/>
+          <w:b w:val="false"/>
+          <w:i w:val="false"/>
+          <w:caps w:val="false"/>
+          <w:smallCaps w:val="false"/>
+          <w:color w:val="0F1115"/>
+          <w:spacing w:val="0"/>
+          <w:sz w:val="20"/>
+          <w:szCs w:val="20"/>
+        </w:rPr>
+      </w:pPr>
+      <w:r>
+        <w:rPr>
+          <w:b w:val="false"/>
+          <w:i w:val="false"/>
+          <w:caps w:val="false"/>
+          <w:smallCaps w:val="false"/>
+          <w:color w:val="0F1115"/>
+          <w:spacing w:val="0"/>
+          <w:sz w:val="20"/>
+          <w:szCs w:val="20"/>
+        </w:rPr>
+        <w:t xml:space="preserve"> </w:t>
+      </w:r>
+      <w:r>
+        <w:rPr>
+          <w:b w:val="false"/>
+          <w:i w:val="false"/>
+          <w:caps w:val="false"/>
+          <w:smallCaps w:val="false"/>
+          <w:color w:val="0F1115"/>
+          <w:spacing w:val="0"/>
+          <w:sz w:val="20"/>
+          <w:szCs w:val="20"/>
+        </w:rPr>
+        <w:t>Валидация данных на уровне БД.</w:t>
+      </w:r>
+    </w:p>
+    <w:p>
+      <w:pPr>
+        <w:pStyle w:val="BodyText"/>
+        <w:widowControl/>
+        <w:suppressAutoHyphens w:val="true"/>
+        <w:bidi w:val="0"/>
+        <w:spacing w:lineRule="auto" w:line="276" w:before="240" w:after="240"/>
+        <w:ind w:hanging="0" w:left="360" w:right="0"/>
+        <w:jc w:val="left"/>
+        <w:rPr/>
+      </w:pPr>
+      <w:r>
+        <w:rPr>
+          <w:rStyle w:val="Strong"/>
+          <w:b/>
+          <w:i w:val="false"/>
+          <w:caps w:val="false"/>
+          <w:smallCaps w:val="false"/>
+          <w:color w:val="0F1115"/>
+          <w:spacing w:val="0"/>
+          <w:sz w:val="20"/>
+          <w:szCs w:val="20"/>
+        </w:rPr>
+        <w:t>Достижения:</w:t>
       </w:r>
     </w:p>
     <w:p>
@@ -3752,7 +4572,63 @@
           <w:sz w:val="20"/>
           <w:szCs w:val="20"/>
         </w:rPr>
-        <w:t>Оптимизация генерации отчётов по регламентам ведомств.</w:t>
+        <w:t xml:space="preserve"> </w:t>
+      </w:r>
+      <w:r>
+        <w:rPr>
+          <w:b w:val="false"/>
+          <w:i w:val="false"/>
+          <w:caps w:val="false"/>
+          <w:smallCaps w:val="false"/>
+          <w:color w:val="0F1115"/>
+          <w:spacing w:val="0"/>
+          <w:sz w:val="20"/>
+          <w:szCs w:val="20"/>
+        </w:rPr>
+        <w:t xml:space="preserve">Развивал и дорабатывал систему печатных форм - время настройки отчётов под заказчика </w:t>
+      </w:r>
+    </w:p>
+    <w:p>
+      <w:pPr>
+        <w:pStyle w:val="BodyText"/>
+        <w:widowControl/>
+        <w:numPr>
+          <w:ilvl w:val="0"/>
+          <w:numId w:val="0"/>
+        </w:numPr>
+        <w:tabs>
+          <w:tab w:val="clear" w:pos="720"/>
+          <w:tab w:val="left" w:pos="0" w:leader="none"/>
+        </w:tabs>
+        <w:suppressAutoHyphens w:val="true"/>
+        <w:bidi w:val="0"/>
+        <w:spacing w:lineRule="auto" w:line="276" w:before="0" w:after="0"/>
+        <w:ind w:hanging="0" w:left="360" w:right="0"/>
+        <w:jc w:val="left"/>
+        <w:rPr>
+          <w:rFonts w:ascii="Times New Roman" w:hAnsi="Times New Roman"/>
+          <w:b w:val="false"/>
+          <w:i w:val="false"/>
+          <w:caps w:val="false"/>
+          <w:smallCaps w:val="false"/>
+          <w:color w:val="0F1115"/>
+          <w:spacing w:val="0"/>
+          <w:sz w:val="20"/>
+          <w:szCs w:val="20"/>
+        </w:rPr>
+      </w:pPr>
+      <w:r>
+        <w:rPr>
+          <w:b w:val="false"/>
+          <w:i w:val="false"/>
+          <w:caps w:val="false"/>
+          <w:smallCaps w:val="false"/>
+          <w:color w:val="0F1115"/>
+          <w:spacing w:val="0"/>
+          <w:sz w:val="20"/>
+          <w:szCs w:val="20"/>
+        </w:rPr>
+        <w:t>сократилось на 40%.</w:t>
       </w:r>
     </w:p>
     <w:p>
@@ -3795,7 +4671,20 @@
           <w:sz w:val="20"/>
           <w:szCs w:val="20"/>
         </w:rPr>
-        <w:t>Настройка и сопровождение бизнес-процессов (согласование, утверждение, архивирование).</w:t>
+        <w:t xml:space="preserve"> </w:t>
+      </w:r>
+      <w:r>
+        <w:rPr>
+          <w:b w:val="false"/>
+          <w:i w:val="false"/>
+          <w:caps w:val="false"/>
+          <w:smallCaps w:val="false"/>
+          <w:color w:val="0F1115"/>
+          <w:spacing w:val="0"/>
+          <w:sz w:val="20"/>
+          <w:szCs w:val="20"/>
+        </w:rPr>
+        <w:t>Оптимизировал генерацию отчётов по регламентам ведомств - время сократилось с 15 до 5 минут.</w:t>
       </w:r>
     </w:p>
     <w:p>
@@ -3838,33 +4727,20 @@
           <w:sz w:val="20"/>
           <w:szCs w:val="20"/>
         </w:rPr>
-        <w:t>Валидация данных на уровне БД.</w:t>
-      </w:r>
-    </w:p>
-    <w:p>
-      <w:pPr>
-        <w:pStyle w:val="BodyText"/>
-        <w:widowControl/>
-        <w:suppressAutoHyphens w:val="true"/>
-        <w:bidi w:val="0"/>
-        <w:spacing w:lineRule="auto" w:line="276" w:before="240" w:after="240"/>
-        <w:ind w:hanging="0" w:left="360" w:right="0"/>
-        <w:jc w:val="left"/>
-        <w:rPr/>
-      </w:pPr>
-      <w:r>
-        <w:rPr>
-          <w:rStyle w:val="Strong"/>
-          <w:b/>
-          <w:i w:val="false"/>
-          <w:caps w:val="false"/>
-          <w:smallCaps w:val="false"/>
-          <w:color w:val="0F1115"/>
-          <w:spacing w:val="0"/>
-          <w:sz w:val="20"/>
-          <w:szCs w:val="20"/>
-        </w:rPr>
-        <w:t>Достижения:</w:t>
+        <w:t xml:space="preserve"> </w:t>
+      </w:r>
+      <w:r>
+        <w:rPr>
+          <w:b w:val="false"/>
+          <w:i w:val="false"/>
+          <w:caps w:val="false"/>
+          <w:smallCaps w:val="false"/>
+          <w:color w:val="0F1115"/>
+          <w:spacing w:val="0"/>
+          <w:sz w:val="20"/>
+          <w:szCs w:val="20"/>
+        </w:rPr>
+        <w:t xml:space="preserve">Настраивал и сопровождал 5+ бизнес-процессов - ошибки ввода снизились на 30% за счёт валидации </w:t>
       </w:r>
     </w:p>
     <w:p>
@@ -3873,7 +4749,7 @@
         <w:widowControl/>
         <w:numPr>
           <w:ilvl w:val="0"/>
-          <w:numId w:val="9"/>
+          <w:numId w:val="0"/>
         </w:numPr>
         <w:tabs>
           <w:tab w:val="clear" w:pos="720"/>
@@ -3907,93 +4783,7 @@
           <w:sz w:val="20"/>
           <w:szCs w:val="20"/>
         </w:rPr>
-        <w:t>Развивал и дорабатывал систему печатных форм — время настройки отчётов под заказчика сократилось на 40%.</w:t>
-      </w:r>
-    </w:p>
-    <w:p>
-      <w:pPr>
-        <w:pStyle w:val="BodyText"/>
-        <w:widowControl/>
-        <w:numPr>
-          <w:ilvl w:val="0"/>
-          <w:numId w:val="9"/>
-        </w:numPr>
-        <w:tabs>
-          <w:tab w:val="clear" w:pos="720"/>
-          <w:tab w:val="left" w:pos="0" w:leader="none"/>
-        </w:tabs>
-        <w:suppressAutoHyphens w:val="true"/>
-        <w:bidi w:val="0"/>
-        <w:spacing w:lineRule="auto" w:line="276" w:before="0" w:after="0"/>
-        <w:ind w:hanging="0" w:left="360" w:right="0"/>
-        <w:jc w:val="left"/>
-        <w:rPr>
-          <w:rFonts w:ascii="Times New Roman" w:hAnsi="Times New Roman"/>
-          <w:b w:val="false"/>
-          <w:i w:val="false"/>
-          <w:caps w:val="false"/>
-          <w:smallCaps w:val="false"/>
-          <w:color w:val="0F1115"/>
-          <w:spacing w:val="0"/>
-          <w:sz w:val="20"/>
-          <w:szCs w:val="20"/>
-        </w:rPr>
-      </w:pPr>
-      <w:r>
-        <w:rPr>
-          <w:b w:val="false"/>
-          <w:i w:val="false"/>
-          <w:caps w:val="false"/>
-          <w:smallCaps w:val="false"/>
-          <w:color w:val="0F1115"/>
-          <w:spacing w:val="0"/>
-          <w:sz w:val="20"/>
-          <w:szCs w:val="20"/>
-        </w:rPr>
-        <w:t>Оптимизировал генерацию отчётов по регламентам ведомств — время сократилось с 15 до 5 минут.</w:t>
-      </w:r>
-    </w:p>
-    <w:p>
-      <w:pPr>
-        <w:pStyle w:val="BodyText"/>
-        <w:widowControl/>
-        <w:numPr>
-          <w:ilvl w:val="0"/>
-          <w:numId w:val="9"/>
-        </w:numPr>
-        <w:tabs>
-          <w:tab w:val="clear" w:pos="720"/>
-          <w:tab w:val="left" w:pos="0" w:leader="none"/>
-        </w:tabs>
-        <w:suppressAutoHyphens w:val="true"/>
-        <w:bidi w:val="0"/>
-        <w:spacing w:lineRule="auto" w:line="276" w:before="0" w:after="0"/>
-        <w:ind w:hanging="0" w:left="360" w:right="0"/>
-        <w:jc w:val="left"/>
-        <w:rPr>
-          <w:rFonts w:ascii="Times New Roman" w:hAnsi="Times New Roman"/>
-          <w:b w:val="false"/>
-          <w:i w:val="false"/>
-          <w:caps w:val="false"/>
-          <w:smallCaps w:val="false"/>
-          <w:color w:val="0F1115"/>
-          <w:spacing w:val="0"/>
-          <w:sz w:val="20"/>
-          <w:szCs w:val="20"/>
-        </w:rPr>
-      </w:pPr>
-      <w:r>
-        <w:rPr>
-          <w:b w:val="false"/>
-          <w:i w:val="false"/>
-          <w:caps w:val="false"/>
-          <w:smallCaps w:val="false"/>
-          <w:color w:val="0F1115"/>
-          <w:spacing w:val="0"/>
-          <w:sz w:val="20"/>
-          <w:szCs w:val="20"/>
-        </w:rPr>
-        <w:t>Настраивал и сопровождал 5+ бизнес-процессов — ошибки ввода снизились на 30% за счёт валидации на уровне БД.</w:t>
+        <w:t>на уровне БД.</w:t>
       </w:r>
     </w:p>
     <w:p>
@@ -4386,21 +5176,21 @@
         <w:rPr>
           <w:b w:val="false"/>
           <w:bCs w:val="false"/>
-          <w:i/>
-          <w:iCs/>
-          <w:color w:val="565656"/>
-          <w:sz w:val="18"/>
-          <w:szCs w:val="18"/>
-          <w:u w:val="none"/>
-        </w:rPr>
-      </w:pPr>
-      <w:r>
-        <w:rPr>
-          <w:i/>
-          <w:iCs/>
-          <w:color w:val="565656"/>
-          <w:sz w:val="18"/>
-          <w:szCs w:val="18"/>
+          <w:i w:val="false"/>
+          <w:iCs w:val="false"/>
+          <w:sz w:val="20"/>
+          <w:szCs w:val="20"/>
+        </w:rPr>
+      </w:pPr>
+      <w:r>
+        <w:rPr>
+          <w:b w:val="false"/>
+          <w:bCs w:val="false"/>
+          <w:i w:val="false"/>
+          <w:iCs w:val="false"/>
+          <w:color w:val="565656"/>
+          <w:sz w:val="20"/>
+          <w:szCs w:val="20"/>
         </w:rPr>
         <w:t>Инженер-программист (.NET)</w:t>
       </w:r>
@@ -4415,28 +5205,37 @@
         <w:spacing w:lineRule="auto" w:line="240" w:before="41" w:after="0"/>
         <w:ind w:hanging="0" w:left="311"/>
         <w:rPr>
-          <w:sz w:val="18"/>
-          <w:szCs w:val="18"/>
-        </w:rPr>
-      </w:pPr>
-      <w:r>
-        <w:rPr>
-          <w:i/>
-          <w:iCs/>
-          <w:color w:val="565656"/>
-          <w:sz w:val="18"/>
-          <w:szCs w:val="18"/>
-        </w:rPr>
-        <w:tab/>
+          <w:b w:val="false"/>
+          <w:bCs w:val="false"/>
+          <w:i w:val="false"/>
+          <w:iCs w:val="false"/>
+          <w:sz w:val="20"/>
+          <w:szCs w:val="20"/>
+        </w:rPr>
+      </w:pPr>
+      <w:r>
+        <w:rPr>
+          <w:b w:val="false"/>
+          <w:bCs w:val="false"/>
+          <w:i w:val="false"/>
+          <w:iCs w:val="false"/>
+          <w:color w:val="565656"/>
+          <w:sz w:val="20"/>
+          <w:szCs w:val="20"/>
+        </w:rPr>
         <w:t xml:space="preserve">Октябрь </w:t>
       </w:r>
       <w:r>
         <w:rPr>
-          <w:color w:val="565656"/>
-          <w:sz w:val="18"/>
-          <w:szCs w:val="18"/>
-        </w:rPr>
-        <w:t>2017 - Февраль 2022 [4 года 5 месяцев]</w:t>
+          <w:b w:val="false"/>
+          <w:bCs w:val="false"/>
+          <w:i w:val="false"/>
+          <w:iCs w:val="false"/>
+          <w:color w:val="565656"/>
+          <w:sz w:val="20"/>
+          <w:szCs w:val="20"/>
+        </w:rPr>
+        <w:t>2017 - Февраль 2022</w:t>
       </w:r>
     </w:p>
     <w:p>
@@ -4498,7 +5297,41 @@
           <w:sz w:val="20"/>
           <w:szCs w:val="20"/>
         </w:rPr>
-        <w:t> Система документооборота и отчётности для государственных структур. Нагрузка: MS SQL Server &gt; 20 ГБ, ~100+ одновременных пользователей, тысячи XML-пакетов ежедневно.</w:t>
+        <w:t> Система документооборота и отчётности для государственных структур. Нагрузка:</w:t>
+      </w:r>
+    </w:p>
+    <w:p>
+      <w:pPr>
+        <w:pStyle w:val="BodyText"/>
+        <w:tabs>
+          <w:tab w:val="clear" w:pos="720"/>
+          <w:tab w:val="left" w:pos="5896" w:leader="none"/>
+        </w:tabs>
+        <w:spacing w:lineRule="auto" w:line="240" w:before="41" w:after="0"/>
+        <w:ind w:hanging="0" w:left="311"/>
+        <w:rPr>
+          <w:b w:val="false"/>
+          <w:i w:val="false"/>
+          <w:caps w:val="false"/>
+          <w:smallCaps w:val="false"/>
+          <w:color w:val="0F1115"/>
+          <w:spacing w:val="0"/>
+          <w:sz w:val="20"/>
+          <w:szCs w:val="20"/>
+        </w:rPr>
+      </w:pPr>
+      <w:r>
+        <w:rPr>
+          <w:b w:val="false"/>
+          <w:i w:val="false"/>
+          <w:caps w:val="false"/>
+          <w:smallCaps w:val="false"/>
+          <w:color w:val="0F1115"/>
+          <w:spacing w:val="0"/>
+          <w:sz w:val="20"/>
+          <w:szCs w:val="20"/>
+        </w:rPr>
+        <w:t>MS SQL Server &gt; 20 ГБ, ~100+ одновременных пользователей, тысячи XML-пакетов ежедневно.</w:t>
       </w:r>
     </w:p>
     <w:p>
@@ -4533,7 +5366,7 @@
         <w:widowControl/>
         <w:numPr>
           <w:ilvl w:val="0"/>
-          <w:numId w:val="10"/>
+          <w:numId w:val="9"/>
         </w:numPr>
         <w:tabs>
           <w:tab w:val="clear" w:pos="720"/>
@@ -4567,7 +5400,221 @@
           <w:sz w:val="20"/>
           <w:szCs w:val="20"/>
         </w:rPr>
+        <w:t xml:space="preserve"> </w:t>
+      </w:r>
+      <w:r>
+        <w:rPr>
+          <w:b w:val="false"/>
+          <w:i w:val="false"/>
+          <w:caps w:val="false"/>
+          <w:smallCaps w:val="false"/>
+          <w:color w:val="0F1115"/>
+          <w:spacing w:val="0"/>
+          <w:sz w:val="20"/>
+          <w:szCs w:val="20"/>
+        </w:rPr>
         <w:t>Разработка и поддержка модулей документооборота и отчётности.</w:t>
+      </w:r>
+    </w:p>
+    <w:p>
+      <w:pPr>
+        <w:pStyle w:val="BodyText"/>
+        <w:widowControl/>
+        <w:numPr>
+          <w:ilvl w:val="0"/>
+          <w:numId w:val="9"/>
+        </w:numPr>
+        <w:tabs>
+          <w:tab w:val="clear" w:pos="720"/>
+          <w:tab w:val="left" w:pos="0" w:leader="none"/>
+        </w:tabs>
+        <w:suppressAutoHyphens w:val="true"/>
+        <w:bidi w:val="0"/>
+        <w:spacing w:lineRule="auto" w:line="276" w:before="0" w:after="0"/>
+        <w:ind w:hanging="0" w:left="360" w:right="0"/>
+        <w:jc w:val="left"/>
+        <w:rPr>
+          <w:rFonts w:ascii="Times New Roman" w:hAnsi="Times New Roman"/>
+          <w:b w:val="false"/>
+          <w:i w:val="false"/>
+          <w:caps w:val="false"/>
+          <w:smallCaps w:val="false"/>
+          <w:color w:val="0F1115"/>
+          <w:spacing w:val="0"/>
+          <w:sz w:val="20"/>
+          <w:szCs w:val="20"/>
+        </w:rPr>
+      </w:pPr>
+      <w:r>
+        <w:rPr>
+          <w:b w:val="false"/>
+          <w:i w:val="false"/>
+          <w:caps w:val="false"/>
+          <w:smallCaps w:val="false"/>
+          <w:color w:val="0F1115"/>
+          <w:spacing w:val="0"/>
+          <w:sz w:val="20"/>
+          <w:szCs w:val="20"/>
+        </w:rPr>
+        <w:t xml:space="preserve"> </w:t>
+      </w:r>
+      <w:r>
+        <w:rPr>
+          <w:b w:val="false"/>
+          <w:i w:val="false"/>
+          <w:caps w:val="false"/>
+          <w:smallCaps w:val="false"/>
+          <w:color w:val="0F1115"/>
+          <w:spacing w:val="0"/>
+          <w:sz w:val="20"/>
+          <w:szCs w:val="20"/>
+        </w:rPr>
+        <w:t>Интеграция с порталом ГМУ через обмен структурированными XML-данными.</w:t>
+      </w:r>
+    </w:p>
+    <w:p>
+      <w:pPr>
+        <w:pStyle w:val="BodyText"/>
+        <w:widowControl/>
+        <w:numPr>
+          <w:ilvl w:val="0"/>
+          <w:numId w:val="9"/>
+        </w:numPr>
+        <w:tabs>
+          <w:tab w:val="clear" w:pos="720"/>
+          <w:tab w:val="left" w:pos="0" w:leader="none"/>
+        </w:tabs>
+        <w:suppressAutoHyphens w:val="true"/>
+        <w:bidi w:val="0"/>
+        <w:spacing w:lineRule="auto" w:line="276" w:before="0" w:after="0"/>
+        <w:ind w:hanging="0" w:left="360" w:right="0"/>
+        <w:jc w:val="left"/>
+        <w:rPr/>
+      </w:pPr>
+      <w:r>
+        <w:rPr>
+          <w:b w:val="false"/>
+          <w:i w:val="false"/>
+          <w:caps w:val="false"/>
+          <w:smallCaps w:val="false"/>
+          <w:color w:val="0F1115"/>
+          <w:spacing w:val="0"/>
+          <w:sz w:val="20"/>
+          <w:szCs w:val="20"/>
+        </w:rPr>
+        <w:t xml:space="preserve"> </w:t>
+      </w:r>
+      <w:r>
+        <w:rPr>
+          <w:b w:val="false"/>
+          <w:i w:val="false"/>
+          <w:caps w:val="false"/>
+          <w:smallCaps w:val="false"/>
+          <w:color w:val="0F1115"/>
+          <w:spacing w:val="0"/>
+          <w:sz w:val="20"/>
+          <w:szCs w:val="20"/>
+        </w:rPr>
+        <w:t>Рефакторинг и оптимизация legacy-кода на </w:t>
+      </w:r>
+      <w:r>
+        <w:rPr/>
+        <w:t xml:space="preserve">ASP.NET </w:t>
+      </w:r>
+      <w:r>
+        <w:rPr>
+          <w:b w:val="false"/>
+          <w:i w:val="false"/>
+          <w:caps w:val="false"/>
+          <w:smallCaps w:val="false"/>
+          <w:color w:val="0F1115"/>
+          <w:spacing w:val="0"/>
+          <w:sz w:val="20"/>
+          <w:szCs w:val="20"/>
+        </w:rPr>
+        <w:t>MVC 2 и MS SQL Server.</w:t>
+      </w:r>
+    </w:p>
+    <w:p>
+      <w:pPr>
+        <w:pStyle w:val="BodyText"/>
+        <w:widowControl/>
+        <w:numPr>
+          <w:ilvl w:val="0"/>
+          <w:numId w:val="9"/>
+        </w:numPr>
+        <w:tabs>
+          <w:tab w:val="clear" w:pos="720"/>
+          <w:tab w:val="left" w:pos="0" w:leader="none"/>
+        </w:tabs>
+        <w:suppressAutoHyphens w:val="true"/>
+        <w:bidi w:val="0"/>
+        <w:spacing w:lineRule="auto" w:line="276" w:before="0" w:after="0"/>
+        <w:ind w:hanging="0" w:left="360" w:right="0"/>
+        <w:jc w:val="left"/>
+        <w:rPr>
+          <w:rFonts w:ascii="Times New Roman" w:hAnsi="Times New Roman"/>
+          <w:b w:val="false"/>
+          <w:i w:val="false"/>
+          <w:caps w:val="false"/>
+          <w:smallCaps w:val="false"/>
+          <w:color w:val="0F1115"/>
+          <w:spacing w:val="0"/>
+          <w:sz w:val="20"/>
+          <w:szCs w:val="20"/>
+        </w:rPr>
+      </w:pPr>
+      <w:r>
+        <w:rPr>
+          <w:b w:val="false"/>
+          <w:i w:val="false"/>
+          <w:caps w:val="false"/>
+          <w:smallCaps w:val="false"/>
+          <w:color w:val="0F1115"/>
+          <w:spacing w:val="0"/>
+          <w:sz w:val="20"/>
+          <w:szCs w:val="20"/>
+        </w:rPr>
+        <w:t xml:space="preserve"> </w:t>
+      </w:r>
+      <w:r>
+        <w:rPr>
+          <w:b w:val="false"/>
+          <w:i w:val="false"/>
+          <w:caps w:val="false"/>
+          <w:smallCaps w:val="false"/>
+          <w:color w:val="0F1115"/>
+          <w:spacing w:val="0"/>
+          <w:sz w:val="20"/>
+          <w:szCs w:val="20"/>
+        </w:rPr>
+        <w:t>Настройка CI/CD в TeamCity.</w:t>
+      </w:r>
+    </w:p>
+    <w:p>
+      <w:pPr>
+        <w:pStyle w:val="BodyText"/>
+        <w:widowControl/>
+        <w:suppressAutoHyphens w:val="true"/>
+        <w:bidi w:val="0"/>
+        <w:spacing w:lineRule="auto" w:line="276" w:before="240" w:after="240"/>
+        <w:ind w:hanging="0" w:left="360" w:right="0"/>
+        <w:jc w:val="left"/>
+        <w:rPr/>
+      </w:pPr>
+      <w:r>
+        <w:rPr>
+          <w:rStyle w:val="Strong"/>
+          <w:b/>
+          <w:i w:val="false"/>
+          <w:caps w:val="false"/>
+          <w:smallCaps w:val="false"/>
+          <w:color w:val="0F1115"/>
+          <w:spacing w:val="0"/>
+          <w:sz w:val="20"/>
+          <w:szCs w:val="20"/>
+        </w:rPr>
+        <w:t>Достижения:</w:t>
       </w:r>
     </w:p>
     <w:p>
@@ -4610,7 +5657,63 @@
           <w:sz w:val="20"/>
           <w:szCs w:val="20"/>
         </w:rPr>
-        <w:t>Интеграция с порталом ГМУ через обмен структурированными XML-данными.</w:t>
+        <w:t xml:space="preserve"> </w:t>
+      </w:r>
+      <w:r>
+        <w:rPr>
+          <w:b w:val="false"/>
+          <w:i w:val="false"/>
+          <w:caps w:val="false"/>
+          <w:smallCaps w:val="false"/>
+          <w:color w:val="0F1115"/>
+          <w:spacing w:val="0"/>
+          <w:sz w:val="20"/>
+          <w:szCs w:val="20"/>
+        </w:rPr>
+        <w:t xml:space="preserve">Внедрил валидацию XML/XSD-схем на уровне приложения - отказы при передаче отчётности </w:t>
+      </w:r>
+    </w:p>
+    <w:p>
+      <w:pPr>
+        <w:pStyle w:val="BodyText"/>
+        <w:widowControl/>
+        <w:numPr>
+          <w:ilvl w:val="0"/>
+          <w:numId w:val="0"/>
+        </w:numPr>
+        <w:tabs>
+          <w:tab w:val="clear" w:pos="720"/>
+          <w:tab w:val="left" w:pos="0" w:leader="none"/>
+        </w:tabs>
+        <w:suppressAutoHyphens w:val="true"/>
+        <w:bidi w:val="0"/>
+        <w:spacing w:lineRule="auto" w:line="276" w:before="0" w:after="0"/>
+        <w:ind w:hanging="0" w:left="360" w:right="0"/>
+        <w:jc w:val="left"/>
+        <w:rPr>
+          <w:rFonts w:ascii="Times New Roman" w:hAnsi="Times New Roman"/>
+          <w:b w:val="false"/>
+          <w:i w:val="false"/>
+          <w:caps w:val="false"/>
+          <w:smallCaps w:val="false"/>
+          <w:color w:val="0F1115"/>
+          <w:spacing w:val="0"/>
+          <w:sz w:val="20"/>
+          <w:szCs w:val="20"/>
+        </w:rPr>
+      </w:pPr>
+      <w:r>
+        <w:rPr>
+          <w:b w:val="false"/>
+          <w:i w:val="false"/>
+          <w:caps w:val="false"/>
+          <w:smallCaps w:val="false"/>
+          <w:color w:val="0F1115"/>
+          <w:spacing w:val="0"/>
+          <w:sz w:val="20"/>
+          <w:szCs w:val="20"/>
+        </w:rPr>
+        <w:t>на портал ГМУ снизились с 15% до &lt;1%.</w:t>
       </w:r>
     </w:p>
     <w:p>
@@ -4630,37 +5733,86 @@
         <w:spacing w:lineRule="auto" w:line="276" w:before="0" w:after="0"/>
         <w:ind w:hanging="0" w:left="360" w:right="0"/>
         <w:jc w:val="left"/>
-        <w:rPr/>
-      </w:pPr>
-      <w:r>
-        <w:rPr>
-          <w:b w:val="false"/>
-          <w:i w:val="false"/>
-          <w:caps w:val="false"/>
-          <w:smallCaps w:val="false"/>
-          <w:color w:val="0F1115"/>
-          <w:spacing w:val="0"/>
-          <w:sz w:val="20"/>
-          <w:szCs w:val="20"/>
-        </w:rPr>
-        <w:t>Рефакторинг и оптимизация legacy-кода на </w:t>
-      </w:r>
-      <w:r>
-        <w:rPr/>
-        <w:t xml:space="preserve">ASP.NET </w:t>
-      </w:r>
-      <w:r>
-        <w:rPr>
-          <w:b w:val="false"/>
-          <w:i w:val="false"/>
-          <w:caps w:val="false"/>
-          <w:smallCaps w:val="false"/>
-          <w:color w:val="0F1115"/>
-          <w:spacing w:val="0"/>
-          <w:sz w:val="20"/>
-          <w:szCs w:val="20"/>
-        </w:rPr>
-        <w:t>MVC 2 и MS SQL Server.</w:t>
+        <w:rPr>
+          <w:rFonts w:ascii="Times New Roman" w:hAnsi="Times New Roman"/>
+          <w:b w:val="false"/>
+          <w:i w:val="false"/>
+          <w:caps w:val="false"/>
+          <w:smallCaps w:val="false"/>
+          <w:color w:val="0F1115"/>
+          <w:spacing w:val="0"/>
+          <w:sz w:val="20"/>
+          <w:szCs w:val="20"/>
+        </w:rPr>
+      </w:pPr>
+      <w:r>
+        <w:rPr>
+          <w:b w:val="false"/>
+          <w:i w:val="false"/>
+          <w:caps w:val="false"/>
+          <w:smallCaps w:val="false"/>
+          <w:color w:val="0F1115"/>
+          <w:spacing w:val="0"/>
+          <w:sz w:val="20"/>
+          <w:szCs w:val="20"/>
+        </w:rPr>
+        <w:t xml:space="preserve"> </w:t>
+      </w:r>
+      <w:r>
+        <w:rPr>
+          <w:b w:val="false"/>
+          <w:i w:val="false"/>
+          <w:caps w:val="false"/>
+          <w:smallCaps w:val="false"/>
+          <w:color w:val="0F1115"/>
+          <w:spacing w:val="0"/>
+          <w:sz w:val="20"/>
+          <w:szCs w:val="20"/>
+        </w:rPr>
+        <w:t xml:space="preserve">Автоматизировал бизнес-процессы документооборота: спроектировал и внедрил новые сущности - </w:t>
+      </w:r>
+    </w:p>
+    <w:p>
+      <w:pPr>
+        <w:pStyle w:val="BodyText"/>
+        <w:widowControl/>
+        <w:numPr>
+          <w:ilvl w:val="0"/>
+          <w:numId w:val="0"/>
+        </w:numPr>
+        <w:tabs>
+          <w:tab w:val="clear" w:pos="720"/>
+          <w:tab w:val="left" w:pos="0" w:leader="none"/>
+        </w:tabs>
+        <w:suppressAutoHyphens w:val="true"/>
+        <w:bidi w:val="0"/>
+        <w:spacing w:lineRule="auto" w:line="276" w:before="0" w:after="0"/>
+        <w:ind w:hanging="0" w:left="360" w:right="0"/>
+        <w:jc w:val="left"/>
+        <w:rPr>
+          <w:rFonts w:ascii="Times New Roman" w:hAnsi="Times New Roman"/>
+          <w:b w:val="false"/>
+          <w:i w:val="false"/>
+          <w:caps w:val="false"/>
+          <w:smallCaps w:val="false"/>
+          <w:color w:val="0F1115"/>
+          <w:spacing w:val="0"/>
+          <w:sz w:val="20"/>
+          <w:szCs w:val="20"/>
+        </w:rPr>
+      </w:pPr>
+      <w:r>
+        <w:rPr>
+          <w:b w:val="false"/>
+          <w:i w:val="false"/>
+          <w:caps w:val="false"/>
+          <w:smallCaps w:val="false"/>
+          <w:color w:val="0F1115"/>
+          <w:spacing w:val="0"/>
+          <w:sz w:val="20"/>
+          <w:szCs w:val="20"/>
+        </w:rPr>
+        <w:t>работа пользователей с документами ускорилась на 40%.</w:t>
       </w:r>
     </w:p>
     <w:p>
@@ -4703,33 +5855,20 @@
           <w:sz w:val="20"/>
           <w:szCs w:val="20"/>
         </w:rPr>
-        <w:t>Настройка CI/CD в TeamCity.</w:t>
-      </w:r>
-    </w:p>
-    <w:p>
-      <w:pPr>
-        <w:pStyle w:val="BodyText"/>
-        <w:widowControl/>
-        <w:suppressAutoHyphens w:val="true"/>
-        <w:bidi w:val="0"/>
-        <w:spacing w:lineRule="auto" w:line="276" w:before="240" w:after="240"/>
-        <w:ind w:hanging="0" w:left="360" w:right="0"/>
-        <w:jc w:val="left"/>
-        <w:rPr/>
-      </w:pPr>
-      <w:r>
-        <w:rPr>
-          <w:rStyle w:val="Strong"/>
-          <w:b/>
-          <w:i w:val="false"/>
-          <w:caps w:val="false"/>
-          <w:smallCaps w:val="false"/>
-          <w:color w:val="0F1115"/>
-          <w:spacing w:val="0"/>
-          <w:sz w:val="20"/>
-          <w:szCs w:val="20"/>
-        </w:rPr>
-        <w:t>Достижения:</w:t>
+        <w:t xml:space="preserve"> </w:t>
+      </w:r>
+      <w:r>
+        <w:rPr>
+          <w:b w:val="false"/>
+          <w:i w:val="false"/>
+          <w:caps w:val="false"/>
+          <w:smallCaps w:val="false"/>
+          <w:color w:val="0F1115"/>
+          <w:spacing w:val="0"/>
+          <w:sz w:val="20"/>
+          <w:szCs w:val="20"/>
+        </w:rPr>
+        <w:t>Оптимизировал критические запросы в MS SQL Server - снизил количество production-инцидентов.</w:t>
       </w:r>
     </w:p>
     <w:p>
@@ -4738,7 +5877,7 @@
         <w:widowControl/>
         <w:numPr>
           <w:ilvl w:val="0"/>
-          <w:numId w:val="11"/>
+          <w:numId w:val="10"/>
         </w:numPr>
         <w:tabs>
           <w:tab w:val="clear" w:pos="720"/>
@@ -4772,136 +5911,20 @@
           <w:sz w:val="20"/>
           <w:szCs w:val="20"/>
         </w:rPr>
-        <w:t>Внедрил валидацию XML/XSD-схем на уровне приложения — отказы при передаче отчётности на портал ГМУ снизились с 15% до &lt;1%.</w:t>
-      </w:r>
-    </w:p>
-    <w:p>
-      <w:pPr>
-        <w:pStyle w:val="BodyText"/>
-        <w:widowControl/>
-        <w:numPr>
-          <w:ilvl w:val="0"/>
-          <w:numId w:val="11"/>
-        </w:numPr>
-        <w:tabs>
-          <w:tab w:val="clear" w:pos="720"/>
-          <w:tab w:val="left" w:pos="0" w:leader="none"/>
-        </w:tabs>
-        <w:suppressAutoHyphens w:val="true"/>
-        <w:bidi w:val="0"/>
-        <w:spacing w:lineRule="auto" w:line="276" w:before="0" w:after="0"/>
-        <w:ind w:hanging="0" w:left="360" w:right="0"/>
-        <w:jc w:val="left"/>
-        <w:rPr>
-          <w:rFonts w:ascii="Times New Roman" w:hAnsi="Times New Roman"/>
-          <w:b w:val="false"/>
-          <w:i w:val="false"/>
-          <w:caps w:val="false"/>
-          <w:smallCaps w:val="false"/>
-          <w:color w:val="0F1115"/>
-          <w:spacing w:val="0"/>
-          <w:sz w:val="20"/>
-          <w:szCs w:val="20"/>
-        </w:rPr>
-      </w:pPr>
-      <w:r>
-        <w:rPr>
-          <w:b w:val="false"/>
-          <w:i w:val="false"/>
-          <w:caps w:val="false"/>
-          <w:smallCaps w:val="false"/>
-          <w:color w:val="0F1115"/>
-          <w:spacing w:val="0"/>
-          <w:sz w:val="20"/>
-          <w:szCs w:val="20"/>
-        </w:rPr>
-        <w:t>Автоматизировал бизнес-процессы документооборота: спроектировал и внедрил новые сущности — работа пользователей с документами ускорилась на 40%.</w:t>
-      </w:r>
-    </w:p>
-    <w:p>
-      <w:pPr>
-        <w:pStyle w:val="BodyText"/>
-        <w:widowControl/>
-        <w:numPr>
-          <w:ilvl w:val="0"/>
-          <w:numId w:val="11"/>
-        </w:numPr>
-        <w:tabs>
-          <w:tab w:val="clear" w:pos="720"/>
-          <w:tab w:val="left" w:pos="0" w:leader="none"/>
-        </w:tabs>
-        <w:suppressAutoHyphens w:val="true"/>
-        <w:bidi w:val="0"/>
-        <w:spacing w:lineRule="auto" w:line="276" w:before="0" w:after="0"/>
-        <w:ind w:hanging="0" w:left="360" w:right="0"/>
-        <w:jc w:val="left"/>
-        <w:rPr>
-          <w:rFonts w:ascii="Times New Roman" w:hAnsi="Times New Roman"/>
-          <w:b w:val="false"/>
-          <w:i w:val="false"/>
-          <w:caps w:val="false"/>
-          <w:smallCaps w:val="false"/>
-          <w:color w:val="0F1115"/>
-          <w:spacing w:val="0"/>
-          <w:sz w:val="20"/>
-          <w:szCs w:val="20"/>
-        </w:rPr>
-      </w:pPr>
-      <w:r>
-        <w:rPr>
-          <w:b w:val="false"/>
-          <w:i w:val="false"/>
-          <w:caps w:val="false"/>
-          <w:smallCaps w:val="false"/>
-          <w:color w:val="0F1115"/>
-          <w:spacing w:val="0"/>
-          <w:sz w:val="20"/>
-          <w:szCs w:val="20"/>
-        </w:rPr>
-        <w:t>Оптимизировал критические запросы в MS SQL Server — снизил количество production-инцидентов.</w:t>
-      </w:r>
-    </w:p>
-    <w:p>
-      <w:pPr>
-        <w:pStyle w:val="BodyText"/>
-        <w:widowControl/>
-        <w:numPr>
-          <w:ilvl w:val="0"/>
-          <w:numId w:val="11"/>
-        </w:numPr>
-        <w:tabs>
-          <w:tab w:val="clear" w:pos="720"/>
-          <w:tab w:val="left" w:pos="0" w:leader="none"/>
-        </w:tabs>
-        <w:suppressAutoHyphens w:val="true"/>
-        <w:bidi w:val="0"/>
-        <w:spacing w:lineRule="auto" w:line="276" w:before="0" w:after="0"/>
-        <w:ind w:hanging="0" w:left="360" w:right="0"/>
-        <w:jc w:val="left"/>
-        <w:rPr>
-          <w:rFonts w:ascii="Times New Roman" w:hAnsi="Times New Roman"/>
-          <w:b w:val="false"/>
-          <w:i w:val="false"/>
-          <w:caps w:val="false"/>
-          <w:smallCaps w:val="false"/>
-          <w:color w:val="0F1115"/>
-          <w:spacing w:val="0"/>
-          <w:sz w:val="20"/>
-          <w:szCs w:val="20"/>
-        </w:rPr>
-      </w:pPr>
-      <w:r>
-        <w:rPr>
-          <w:b w:val="false"/>
-          <w:i w:val="false"/>
-          <w:caps w:val="false"/>
-          <w:smallCaps w:val="false"/>
-          <w:color w:val="0F1115"/>
-          <w:spacing w:val="0"/>
-          <w:sz w:val="20"/>
-          <w:szCs w:val="20"/>
-        </w:rPr>
-        <w:t>Настроил CI/CD в TeamCity — развёртывание на тестовые стенды сократилось с 30 до 5 минут.</w:t>
+        <w:t xml:space="preserve"> </w:t>
+      </w:r>
+      <w:r>
+        <w:rPr>
+          <w:b w:val="false"/>
+          <w:i w:val="false"/>
+          <w:caps w:val="false"/>
+          <w:smallCaps w:val="false"/>
+          <w:color w:val="0F1115"/>
+          <w:spacing w:val="0"/>
+          <w:sz w:val="20"/>
+          <w:szCs w:val="20"/>
+        </w:rPr>
+        <w:t>Настроил CI/CD в TeamCity - развёртывание на тестовые стенды сократилось с 30 до 5 минут.</w:t>
       </w:r>
     </w:p>
     <w:p>
@@ -5123,30 +6146,6 @@
           <w:t>здесь</w:t>
         </w:r>
       </w:hyperlink>
-      <w:hyperlink r:id="rId13">
-        <w:r>
-          <w:rPr>
-            <w:rStyle w:val="Hyperlink"/>
-            <w:rFonts w:eastAsia="Times New Roman" w:cs="Times New Roman"/>
-            <w:b/>
-            <w:bCs/>
-            <w:i w:val="false"/>
-            <w:iCs w:val="false"/>
-            <w:caps w:val="false"/>
-            <w:smallCaps w:val="false"/>
-            <w:strike w:val="false"/>
-            <w:dstrike w:val="false"/>
-            <w:color w:val="565656"/>
-            <w:position w:val="0"/>
-            <w:sz w:val="20"/>
-            <w:szCs w:val="20"/>
-            <w:u w:val="none"/>
-            <w:shd w:fill="auto" w:val="clear"/>
-            <w:vertAlign w:val="baseline"/>
-          </w:rPr>
-          <w:t>.</w:t>
-        </w:r>
-      </w:hyperlink>
     </w:p>
     <w:p>
       <w:pPr>
@@ -5164,7 +6163,7 @@
         </w:rPr>
         <w:t xml:space="preserve">Резюме на HH.ru. </w:t>
       </w:r>
-      <w:hyperlink r:id="rId14">
+      <w:hyperlink r:id="rId13">
         <w:r>
           <w:rPr>
             <w:rStyle w:val="Hyperlink"/>
@@ -5231,7 +6230,7 @@
         <w:jc w:val="left"/>
         <w:rPr/>
       </w:pPr>
-      <w:hyperlink r:id="rId15">
+      <w:hyperlink r:id="rId14">
         <w:r>
           <w:rPr>
             <w:rStyle w:val="Hyperlink"/>
@@ -5300,7 +6299,7 @@
         <w:jc w:val="left"/>
         <w:rPr/>
       </w:pPr>
-      <w:hyperlink r:id="rId16">
+      <w:hyperlink r:id="rId15">
         <w:r>
           <w:rPr>
             <w:rStyle w:val="Hyperlink"/>
@@ -5372,7 +6371,7 @@
         <w:jc w:val="left"/>
         <w:rPr/>
       </w:pPr>
-      <w:hyperlink r:id="rId17">
+      <w:hyperlink r:id="rId16">
         <w:r>
           <w:rPr>
             <w:rStyle w:val="Hyperlink"/>
@@ -5417,7 +6416,7 @@
         <w:jc w:val="left"/>
         <w:rPr/>
       </w:pPr>
-      <w:hyperlink r:id="rId18">
+      <w:hyperlink r:id="rId17">
         <w:r>
           <w:rPr>
             <w:rStyle w:val="Hyperlink"/>
@@ -5486,7 +6485,7 @@
         <w:jc w:val="left"/>
         <w:rPr/>
       </w:pPr>
-      <w:hyperlink r:id="rId19">
+      <w:hyperlink r:id="rId18">
         <w:r>
           <w:rPr>
             <w:rStyle w:val="Hyperlink"/>
@@ -5840,13 +6839,14 @@
     <w:lvl w:ilvl="0">
       <w:start w:val="1"/>
       <w:numFmt w:val="bullet"/>
+      <w:suff w:val="nothing"/>
       <w:lvlText w:val=""/>
       <w:lvlJc w:val="left"/>
       <w:pPr>
         <w:tabs>
-          <w:tab w:val="num" w:pos="863"/>
-        </w:tabs>
-        <w:ind w:left="863" w:hanging="360"/>
+          <w:tab w:val="num" w:pos="0"/>
+        </w:tabs>
+        <w:ind w:left="0" w:hanging="0"/>
       </w:pPr>
       <w:rPr>
         <w:rFonts w:ascii="Symbol" w:hAnsi="Symbol" w:cs="Symbol" w:hint="default"/>
@@ -5855,121 +6855,121 @@
     <w:lvl w:ilvl="1">
       <w:start w:val="1"/>
       <w:numFmt w:val="bullet"/>
-      <w:lvlText w:val="◦"/>
-      <w:lvlJc w:val="left"/>
-      <w:pPr>
-        <w:tabs>
-          <w:tab w:val="num" w:pos="1223"/>
-        </w:tabs>
-        <w:ind w:left="1223" w:hanging="360"/>
-      </w:pPr>
-      <w:rPr>
-        <w:rFonts w:ascii="OpenSymbol" w:hAnsi="OpenSymbol" w:cs="OpenSymbol" w:hint="default"/>
-      </w:rPr>
-    </w:lvl>
-    <w:lvl w:ilvl="2">
-      <w:start w:val="1"/>
-      <w:numFmt w:val="bullet"/>
-      <w:lvlText w:val="▪"/>
-      <w:lvlJc w:val="left"/>
-      <w:pPr>
-        <w:tabs>
-          <w:tab w:val="num" w:pos="1583"/>
-        </w:tabs>
-        <w:ind w:left="1583" w:hanging="360"/>
-      </w:pPr>
-      <w:rPr>
-        <w:rFonts w:ascii="OpenSymbol" w:hAnsi="OpenSymbol" w:cs="OpenSymbol" w:hint="default"/>
-      </w:rPr>
-    </w:lvl>
-    <w:lvl w:ilvl="3">
-      <w:start w:val="1"/>
-      <w:numFmt w:val="bullet"/>
       <w:lvlText w:val=""/>
       <w:lvlJc w:val="left"/>
       <w:pPr>
         <w:tabs>
-          <w:tab w:val="num" w:pos="1943"/>
-        </w:tabs>
-        <w:ind w:left="1943" w:hanging="360"/>
+          <w:tab w:val="num" w:pos="1418"/>
+        </w:tabs>
+        <w:ind w:left="1418" w:hanging="283"/>
       </w:pPr>
       <w:rPr>
         <w:rFonts w:ascii="Symbol" w:hAnsi="Symbol" w:cs="Symbol" w:hint="default"/>
       </w:rPr>
     </w:lvl>
-    <w:lvl w:ilvl="4">
-      <w:start w:val="1"/>
-      <w:numFmt w:val="bullet"/>
-      <w:lvlText w:val="◦"/>
-      <w:lvlJc w:val="left"/>
-      <w:pPr>
-        <w:tabs>
-          <w:tab w:val="num" w:pos="2303"/>
-        </w:tabs>
-        <w:ind w:left="2303" w:hanging="360"/>
-      </w:pPr>
-      <w:rPr>
-        <w:rFonts w:ascii="OpenSymbol" w:hAnsi="OpenSymbol" w:cs="OpenSymbol" w:hint="default"/>
-      </w:rPr>
-    </w:lvl>
-    <w:lvl w:ilvl="5">
-      <w:start w:val="1"/>
-      <w:numFmt w:val="bullet"/>
-      <w:lvlText w:val="▪"/>
-      <w:lvlJc w:val="left"/>
-      <w:pPr>
-        <w:tabs>
-          <w:tab w:val="num" w:pos="2663"/>
-        </w:tabs>
-        <w:ind w:left="2663" w:hanging="360"/>
-      </w:pPr>
-      <w:rPr>
-        <w:rFonts w:ascii="OpenSymbol" w:hAnsi="OpenSymbol" w:cs="OpenSymbol" w:hint="default"/>
-      </w:rPr>
-    </w:lvl>
-    <w:lvl w:ilvl="6">
+    <w:lvl w:ilvl="2">
       <w:start w:val="1"/>
       <w:numFmt w:val="bullet"/>
       <w:lvlText w:val=""/>
       <w:lvlJc w:val="left"/>
       <w:pPr>
         <w:tabs>
-          <w:tab w:val="num" w:pos="3023"/>
-        </w:tabs>
-        <w:ind w:left="3023" w:hanging="360"/>
+          <w:tab w:val="num" w:pos="2127"/>
+        </w:tabs>
+        <w:ind w:left="2127" w:hanging="283"/>
       </w:pPr>
       <w:rPr>
         <w:rFonts w:ascii="Symbol" w:hAnsi="Symbol" w:cs="Symbol" w:hint="default"/>
       </w:rPr>
     </w:lvl>
+    <w:lvl w:ilvl="3">
+      <w:start w:val="1"/>
+      <w:numFmt w:val="bullet"/>
+      <w:lvlText w:val=""/>
+      <w:lvlJc w:val="left"/>
+      <w:pPr>
+        <w:tabs>
+          <w:tab w:val="num" w:pos="2836"/>
+        </w:tabs>
+        <w:ind w:left="2836" w:hanging="283"/>
+      </w:pPr>
+      <w:rPr>
+        <w:rFonts w:ascii="Symbol" w:hAnsi="Symbol" w:cs="Symbol" w:hint="default"/>
+      </w:rPr>
+    </w:lvl>
+    <w:lvl w:ilvl="4">
+      <w:start w:val="1"/>
+      <w:numFmt w:val="bullet"/>
+      <w:lvlText w:val=""/>
+      <w:lvlJc w:val="left"/>
+      <w:pPr>
+        <w:tabs>
+          <w:tab w:val="num" w:pos="3545"/>
+        </w:tabs>
+        <w:ind w:left="3545" w:hanging="283"/>
+      </w:pPr>
+      <w:rPr>
+        <w:rFonts w:ascii="Symbol" w:hAnsi="Symbol" w:cs="Symbol" w:hint="default"/>
+      </w:rPr>
+    </w:lvl>
+    <w:lvl w:ilvl="5">
+      <w:start w:val="1"/>
+      <w:numFmt w:val="bullet"/>
+      <w:lvlText w:val=""/>
+      <w:lvlJc w:val="left"/>
+      <w:pPr>
+        <w:tabs>
+          <w:tab w:val="num" w:pos="4254"/>
+        </w:tabs>
+        <w:ind w:left="4254" w:hanging="283"/>
+      </w:pPr>
+      <w:rPr>
+        <w:rFonts w:ascii="Symbol" w:hAnsi="Symbol" w:cs="Symbol" w:hint="default"/>
+      </w:rPr>
+    </w:lvl>
+    <w:lvl w:ilvl="6">
+      <w:start w:val="1"/>
+      <w:numFmt w:val="bullet"/>
+      <w:lvlText w:val=""/>
+      <w:lvlJc w:val="left"/>
+      <w:pPr>
+        <w:tabs>
+          <w:tab w:val="num" w:pos="4963"/>
+        </w:tabs>
+        <w:ind w:left="4963" w:hanging="283"/>
+      </w:pPr>
+      <w:rPr>
+        <w:rFonts w:ascii="Symbol" w:hAnsi="Symbol" w:cs="Symbol" w:hint="default"/>
+      </w:rPr>
+    </w:lvl>
     <w:lvl w:ilvl="7">
       <w:start w:val="1"/>
       <w:numFmt w:val="bullet"/>
-      <w:lvlText w:val="◦"/>
-      <w:lvlJc w:val="left"/>
-      <w:pPr>
-        <w:tabs>
-          <w:tab w:val="num" w:pos="3383"/>
-        </w:tabs>
-        <w:ind w:left="3383" w:hanging="360"/>
+      <w:lvlText w:val=""/>
+      <w:lvlJc w:val="left"/>
+      <w:pPr>
+        <w:tabs>
+          <w:tab w:val="num" w:pos="5672"/>
+        </w:tabs>
+        <w:ind w:left="5672" w:hanging="283"/>
       </w:pPr>
       <w:rPr>
-        <w:rFonts w:ascii="OpenSymbol" w:hAnsi="OpenSymbol" w:cs="OpenSymbol" w:hint="default"/>
+        <w:rFonts w:ascii="Symbol" w:hAnsi="Symbol" w:cs="Symbol" w:hint="default"/>
       </w:rPr>
     </w:lvl>
     <w:lvl w:ilvl="8">
       <w:start w:val="1"/>
       <w:numFmt w:val="bullet"/>
-      <w:lvlText w:val="▪"/>
-      <w:lvlJc w:val="left"/>
-      <w:pPr>
-        <w:tabs>
-          <w:tab w:val="num" w:pos="3743"/>
-        </w:tabs>
-        <w:ind w:left="3743" w:hanging="360"/>
+      <w:lvlText w:val=""/>
+      <w:lvlJc w:val="left"/>
+      <w:pPr>
+        <w:tabs>
+          <w:tab w:val="num" w:pos="6381"/>
+        </w:tabs>
+        <w:ind w:left="6381" w:hanging="283"/>
       </w:pPr>
       <w:rPr>
-        <w:rFonts w:ascii="OpenSymbol" w:hAnsi="OpenSymbol" w:cs="OpenSymbol" w:hint="default"/>
+        <w:rFonts w:ascii="Symbol" w:hAnsi="Symbol" w:cs="Symbol" w:hint="default"/>
       </w:rPr>
     </w:lvl>
   </w:abstractNum>
@@ -6940,144 +7940,6 @@
     </w:lvl>
   </w:abstractNum>
   <w:abstractNum w:abstractNumId="11">
-    <w:lvl w:ilvl="0">
-      <w:start w:val="1"/>
-      <w:numFmt w:val="bullet"/>
-      <w:suff w:val="nothing"/>
-      <w:lvlText w:val=""/>
-      <w:lvlJc w:val="left"/>
-      <w:pPr>
-        <w:tabs>
-          <w:tab w:val="num" w:pos="0"/>
-        </w:tabs>
-        <w:ind w:left="0" w:hanging="0"/>
-      </w:pPr>
-      <w:rPr>
-        <w:rFonts w:ascii="Symbol" w:hAnsi="Symbol" w:cs="Symbol" w:hint="default"/>
-      </w:rPr>
-    </w:lvl>
-    <w:lvl w:ilvl="1">
-      <w:start w:val="1"/>
-      <w:numFmt w:val="bullet"/>
-      <w:lvlText w:val=""/>
-      <w:lvlJc w:val="left"/>
-      <w:pPr>
-        <w:tabs>
-          <w:tab w:val="num" w:pos="1418"/>
-        </w:tabs>
-        <w:ind w:left="1418" w:hanging="283"/>
-      </w:pPr>
-      <w:rPr>
-        <w:rFonts w:ascii="Symbol" w:hAnsi="Symbol" w:cs="Symbol" w:hint="default"/>
-      </w:rPr>
-    </w:lvl>
-    <w:lvl w:ilvl="2">
-      <w:start w:val="1"/>
-      <w:numFmt w:val="bullet"/>
-      <w:lvlText w:val=""/>
-      <w:lvlJc w:val="left"/>
-      <w:pPr>
-        <w:tabs>
-          <w:tab w:val="num" w:pos="2127"/>
-        </w:tabs>
-        <w:ind w:left="2127" w:hanging="283"/>
-      </w:pPr>
-      <w:rPr>
-        <w:rFonts w:ascii="Symbol" w:hAnsi="Symbol" w:cs="Symbol" w:hint="default"/>
-      </w:rPr>
-    </w:lvl>
-    <w:lvl w:ilvl="3">
-      <w:start w:val="1"/>
-      <w:numFmt w:val="bullet"/>
-      <w:lvlText w:val=""/>
-      <w:lvlJc w:val="left"/>
-      <w:pPr>
-        <w:tabs>
-          <w:tab w:val="num" w:pos="2836"/>
-        </w:tabs>
-        <w:ind w:left="2836" w:hanging="283"/>
-      </w:pPr>
-      <w:rPr>
-        <w:rFonts w:ascii="Symbol" w:hAnsi="Symbol" w:cs="Symbol" w:hint="default"/>
-      </w:rPr>
-    </w:lvl>
-    <w:lvl w:ilvl="4">
-      <w:start w:val="1"/>
-      <w:numFmt w:val="bullet"/>
-      <w:lvlText w:val=""/>
-      <w:lvlJc w:val="left"/>
-      <w:pPr>
-        <w:tabs>
-          <w:tab w:val="num" w:pos="3545"/>
-        </w:tabs>
-        <w:ind w:left="3545" w:hanging="283"/>
-      </w:pPr>
-      <w:rPr>
-        <w:rFonts w:ascii="Symbol" w:hAnsi="Symbol" w:cs="Symbol" w:hint="default"/>
-      </w:rPr>
-    </w:lvl>
-    <w:lvl w:ilvl="5">
-      <w:start w:val="1"/>
-      <w:numFmt w:val="bullet"/>
-      <w:lvlText w:val=""/>
-      <w:lvlJc w:val="left"/>
-      <w:pPr>
-        <w:tabs>
-          <w:tab w:val="num" w:pos="4254"/>
-        </w:tabs>
-        <w:ind w:left="4254" w:hanging="283"/>
-      </w:pPr>
-      <w:rPr>
-        <w:rFonts w:ascii="Symbol" w:hAnsi="Symbol" w:cs="Symbol" w:hint="default"/>
-      </w:rPr>
-    </w:lvl>
-    <w:lvl w:ilvl="6">
-      <w:start w:val="1"/>
-      <w:numFmt w:val="bullet"/>
-      <w:lvlText w:val=""/>
-      <w:lvlJc w:val="left"/>
-      <w:pPr>
-        <w:tabs>
-          <w:tab w:val="num" w:pos="4963"/>
-        </w:tabs>
-        <w:ind w:left="4963" w:hanging="283"/>
-      </w:pPr>
-      <w:rPr>
-        <w:rFonts w:ascii="Symbol" w:hAnsi="Symbol" w:cs="Symbol" w:hint="default"/>
-      </w:rPr>
-    </w:lvl>
-    <w:lvl w:ilvl="7">
-      <w:start w:val="1"/>
-      <w:numFmt w:val="bullet"/>
-      <w:lvlText w:val=""/>
-      <w:lvlJc w:val="left"/>
-      <w:pPr>
-        <w:tabs>
-          <w:tab w:val="num" w:pos="5672"/>
-        </w:tabs>
-        <w:ind w:left="5672" w:hanging="283"/>
-      </w:pPr>
-      <w:rPr>
-        <w:rFonts w:ascii="Symbol" w:hAnsi="Symbol" w:cs="Symbol" w:hint="default"/>
-      </w:rPr>
-    </w:lvl>
-    <w:lvl w:ilvl="8">
-      <w:start w:val="1"/>
-      <w:numFmt w:val="bullet"/>
-      <w:lvlText w:val=""/>
-      <w:lvlJc w:val="left"/>
-      <w:pPr>
-        <w:tabs>
-          <w:tab w:val="num" w:pos="6381"/>
-        </w:tabs>
-        <w:ind w:left="6381" w:hanging="283"/>
-      </w:pPr>
-      <w:rPr>
-        <w:rFonts w:ascii="Symbol" w:hAnsi="Symbol" w:cs="Symbol" w:hint="default"/>
-      </w:rPr>
-    </w:lvl>
-  </w:abstractNum>
-  <w:abstractNum w:abstractNumId="12">
     <w:lvl w:ilvl="0">
       <w:start w:val="1"/>
       <w:numFmt w:val="none"/>
@@ -7228,9 +8090,6 @@
   </w:num>
   <w:num w:numId="11">
     <w:abstractNumId w:val="11"/>
-  </w:num>
-  <w:num w:numId="12">
-    <w:abstractNumId w:val="12"/>
   </w:num>
 </w:numbering>
 </file>
@@ -7380,8 +8239,8 @@
       <w:u w:val="single"/>
     </w:rPr>
   </w:style>
-  <w:style w:type="character" w:styleId="Bullets">
-    <w:name w:val="Bullets"/>
+  <w:style w:type="character" w:styleId="Bulletsuser">
+    <w:name w:val="Bullets (user)"/>
     <w:qFormat/>
     <w:rPr>
       <w:rFonts w:ascii="OpenSymbol" w:hAnsi="OpenSymbol" w:eastAsia="OpenSymbol" w:cs="OpenSymbol"/>
@@ -7399,6 +8258,13 @@
     <w:name w:val="Numbering Symbols"/>
     <w:qFormat/>
     <w:rPr/>
+  </w:style>
+  <w:style w:type="character" w:styleId="FollowedHyperlink">
+    <w:name w:val="FollowedHyperlink"/>
+    <w:rPr>
+      <w:color w:val="800000"/>
+      <w:u w:val="single"/>
+    </w:rPr>
   </w:style>
   <w:style w:type="paragraph" w:styleId="Heading">
     <w:name w:val="Heading"/>
@@ -7513,15 +8379,15 @@
       <w:szCs w:val="48"/>
     </w:rPr>
   </w:style>
-  <w:style w:type="paragraph" w:styleId="FrameContents">
-    <w:name w:val="Frame Contents"/>
+  <w:style w:type="paragraph" w:styleId="FrameContentsuser">
+    <w:name w:val="Frame Contents (user)"/>
     <w:basedOn w:val="Normal"/>
     <w:qFormat/>
     <w:pPr/>
     <w:rPr/>
   </w:style>
-  <w:style w:type="paragraph" w:styleId="FrameContentsuser">
-    <w:name w:val="Frame Contents (user)"/>
+  <w:style w:type="paragraph" w:styleId="FrameContents">
+    <w:name w:val="Frame Contents"/>
     <w:basedOn w:val="Normal"/>
     <w:qFormat/>
     <w:pPr/>
